--- a/airp/lab3/report/Отчет_ЛР3.docx
+++ b/airp/lab3/report/Отчет_ЛР3.docx
@@ -297,7 +297,7 @@
       <w:r>
         <w:fldChar w:fldCharType="separate"/>
       </w:r>
-      <w:hyperlink w:anchor="_Toc242378921" w:history="1">
+      <w:hyperlink w:anchor="_Toc242385931" w:history="1">
         <w:r>
           <w:rPr>
             <w:rStyle w:val="aff8"/>
@@ -324,7 +324,7 @@
             <w:noProof/>
             <w:webHidden/>
           </w:rPr>
-          <w:instrText xml:space="preserve"> PAGEREF _Toc242378921 \h </w:instrText>
+          <w:instrText xml:space="preserve"> PAGEREF _Toc242385931 \h </w:instrText>
         </w:r>
         <w:r>
           <w:rPr>
@@ -370,7 +370,7 @@
           <w14:ligatures w14:val="standardContextual"/>
         </w:rPr>
       </w:pPr>
-      <w:hyperlink w:anchor="_Toc242378922" w:history="1">
+      <w:hyperlink w:anchor="_Toc242385932" w:history="1">
         <w:r>
           <w:rPr>
             <w:rStyle w:val="aff8"/>
@@ -397,7 +397,7 @@
             <w:noProof/>
             <w:webHidden/>
           </w:rPr>
-          <w:instrText xml:space="preserve"> PAGEREF _Toc242378922 \h </w:instrText>
+          <w:instrText xml:space="preserve"> PAGEREF _Toc242385932 \h </w:instrText>
         </w:r>
         <w:r>
           <w:rPr>
@@ -443,7 +443,7 @@
           <w14:ligatures w14:val="standardContextual"/>
         </w:rPr>
       </w:pPr>
-      <w:hyperlink w:anchor="_Toc242378923" w:history="1">
+      <w:hyperlink w:anchor="_Toc242385933" w:history="1">
         <w:r>
           <w:rPr>
             <w:rStyle w:val="aff8"/>
@@ -470,7 +470,7 @@
             <w:noProof/>
             <w:webHidden/>
           </w:rPr>
-          <w:instrText xml:space="preserve"> PAGEREF _Toc242378923 \h </w:instrText>
+          <w:instrText xml:space="preserve"> PAGEREF _Toc242385933 \h </w:instrText>
         </w:r>
         <w:r>
           <w:rPr>
@@ -516,7 +516,7 @@
           <w14:ligatures w14:val="standardContextual"/>
         </w:rPr>
       </w:pPr>
-      <w:hyperlink w:anchor="_Toc242378924" w:history="1">
+      <w:hyperlink w:anchor="_Toc242385934" w:history="1">
         <w:r>
           <w:rPr>
             <w:rStyle w:val="aff8"/>
@@ -543,7 +543,7 @@
             <w:noProof/>
             <w:webHidden/>
           </w:rPr>
-          <w:instrText xml:space="preserve"> PAGEREF _Toc242378924 \h </w:instrText>
+          <w:instrText xml:space="preserve"> PAGEREF _Toc242385934 \h </w:instrText>
         </w:r>
         <w:r>
           <w:rPr>
@@ -589,7 +589,7 @@
           <w14:ligatures w14:val="standardContextual"/>
         </w:rPr>
       </w:pPr>
-      <w:hyperlink w:anchor="_Toc242378925" w:history="1">
+      <w:hyperlink w:anchor="_Toc242385935" w:history="1">
         <w:r>
           <w:rPr>
             <w:rStyle w:val="aff8"/>
@@ -624,7 +624,7 @@
             <w:noProof/>
             <w:webHidden/>
           </w:rPr>
-          <w:instrText xml:space="preserve"> PAGEREF _Toc242378925 \h </w:instrText>
+          <w:instrText xml:space="preserve"> PAGEREF _Toc242385935 \h </w:instrText>
         </w:r>
         <w:r>
           <w:rPr>
@@ -670,7 +670,7 @@
           <w14:ligatures w14:val="standardContextual"/>
         </w:rPr>
       </w:pPr>
-      <w:hyperlink w:anchor="_Toc242378926" w:history="1">
+      <w:hyperlink w:anchor="_Toc242385936" w:history="1">
         <w:r>
           <w:rPr>
             <w:rStyle w:val="aff8"/>
@@ -712,7 +712,7 @@
             <w:noProof/>
             <w:webHidden/>
           </w:rPr>
-          <w:instrText xml:space="preserve"> PAGEREF _Toc242378926 \h </w:instrText>
+          <w:instrText xml:space="preserve"> PAGEREF _Toc242385936 \h </w:instrText>
         </w:r>
         <w:r>
           <w:rPr>
@@ -758,7 +758,7 @@
           <w14:ligatures w14:val="standardContextual"/>
         </w:rPr>
       </w:pPr>
-      <w:hyperlink w:anchor="_Toc242378927" w:history="1">
+      <w:hyperlink w:anchor="_Toc242385937" w:history="1">
         <w:r>
           <w:rPr>
             <w:rStyle w:val="aff8"/>
@@ -785,7 +785,7 @@
             <w:noProof/>
             <w:webHidden/>
           </w:rPr>
-          <w:instrText xml:space="preserve"> PAGEREF _Toc242378927 \h </w:instrText>
+          <w:instrText xml:space="preserve"> PAGEREF _Toc242385937 \h </w:instrText>
         </w:r>
         <w:r>
           <w:rPr>
@@ -831,7 +831,7 @@
           <w14:ligatures w14:val="standardContextual"/>
         </w:rPr>
       </w:pPr>
-      <w:hyperlink w:anchor="_Toc242378928" w:history="1">
+      <w:hyperlink w:anchor="_Toc242385938" w:history="1">
         <w:r>
           <w:rPr>
             <w:rStyle w:val="aff8"/>
@@ -858,7 +858,7 @@
             <w:noProof/>
             <w:webHidden/>
           </w:rPr>
-          <w:instrText xml:space="preserve"> PAGEREF _Toc242378928 \h </w:instrText>
+          <w:instrText xml:space="preserve"> PAGEREF _Toc242385938 \h </w:instrText>
         </w:r>
         <w:r>
           <w:rPr>
@@ -904,7 +904,7 @@
           <w14:ligatures w14:val="standardContextual"/>
         </w:rPr>
       </w:pPr>
-      <w:hyperlink w:anchor="_Toc242378929" w:history="1">
+      <w:hyperlink w:anchor="_Toc242385939" w:history="1">
         <w:r>
           <w:rPr>
             <w:rStyle w:val="aff8"/>
@@ -931,7 +931,7 @@
             <w:noProof/>
             <w:webHidden/>
           </w:rPr>
-          <w:instrText xml:space="preserve"> PAGEREF _Toc242378929 \h </w:instrText>
+          <w:instrText xml:space="preserve"> PAGEREF _Toc242385939 \h </w:instrText>
         </w:r>
         <w:r>
           <w:rPr>
@@ -977,7 +977,7 @@
           <w14:ligatures w14:val="standardContextual"/>
         </w:rPr>
       </w:pPr>
-      <w:hyperlink w:anchor="_Toc242378930" w:history="1">
+      <w:hyperlink w:anchor="_Toc242385940" w:history="1">
         <w:r>
           <w:rPr>
             <w:rStyle w:val="aff8"/>
@@ -1004,7 +1004,7 @@
             <w:noProof/>
             <w:webHidden/>
           </w:rPr>
-          <w:instrText xml:space="preserve"> PAGEREF _Toc242378930 \h </w:instrText>
+          <w:instrText xml:space="preserve"> PAGEREF _Toc242385940 \h </w:instrText>
         </w:r>
         <w:r>
           <w:rPr>
@@ -1050,7 +1050,7 @@
           <w14:ligatures w14:val="standardContextual"/>
         </w:rPr>
       </w:pPr>
-      <w:hyperlink w:anchor="_Toc242378931" w:history="1">
+      <w:hyperlink w:anchor="_Toc242385941" w:history="1">
         <w:r>
           <w:rPr>
             <w:rStyle w:val="aff8"/>
@@ -1077,7 +1077,7 @@
             <w:noProof/>
             <w:webHidden/>
           </w:rPr>
-          <w:instrText xml:space="preserve"> PAGEREF _Toc242378931 \h </w:instrText>
+          <w:instrText xml:space="preserve"> PAGEREF _Toc242385941 \h </w:instrText>
         </w:r>
         <w:r>
           <w:rPr>
@@ -1123,7 +1123,7 @@
           <w14:ligatures w14:val="standardContextual"/>
         </w:rPr>
       </w:pPr>
-      <w:hyperlink w:anchor="_Toc242378932" w:history="1">
+      <w:hyperlink w:anchor="_Toc242385942" w:history="1">
         <w:r>
           <w:rPr>
             <w:rStyle w:val="aff8"/>
@@ -1150,7 +1150,7 @@
             <w:noProof/>
             <w:webHidden/>
           </w:rPr>
-          <w:instrText xml:space="preserve"> PAGEREF _Toc242378932 \h </w:instrText>
+          <w:instrText xml:space="preserve"> PAGEREF _Toc242385942 \h </w:instrText>
         </w:r>
         <w:r>
           <w:rPr>
@@ -1196,7 +1196,7 @@
           <w14:ligatures w14:val="standardContextual"/>
         </w:rPr>
       </w:pPr>
-      <w:hyperlink w:anchor="_Toc242378933" w:history="1">
+      <w:hyperlink w:anchor="_Toc242385943" w:history="1">
         <w:r>
           <w:rPr>
             <w:rStyle w:val="aff8"/>
@@ -1231,7 +1231,7 @@
             <w:noProof/>
             <w:webHidden/>
           </w:rPr>
-          <w:instrText xml:space="preserve"> PAGEREF _Toc242378933 \h </w:instrText>
+          <w:instrText xml:space="preserve"> PAGEREF _Toc242385943 \h </w:instrText>
         </w:r>
         <w:r>
           <w:rPr>
@@ -1277,7 +1277,7 @@
           <w14:ligatures w14:val="standardContextual"/>
         </w:rPr>
       </w:pPr>
-      <w:hyperlink w:anchor="_Toc242378934" w:history="1">
+      <w:hyperlink w:anchor="_Toc242385944" w:history="1">
         <w:r>
           <w:rPr>
             <w:rStyle w:val="aff8"/>
@@ -1304,7 +1304,7 @@
             <w:noProof/>
             <w:webHidden/>
           </w:rPr>
-          <w:instrText xml:space="preserve"> PAGEREF _Toc242378934 \h </w:instrText>
+          <w:instrText xml:space="preserve"> PAGEREF _Toc242385944 \h </w:instrText>
         </w:r>
         <w:r>
           <w:rPr>
@@ -1350,7 +1350,7 @@
           <w14:ligatures w14:val="standardContextual"/>
         </w:rPr>
       </w:pPr>
-      <w:hyperlink w:anchor="_Toc242378935" w:history="1">
+      <w:hyperlink w:anchor="_Toc242385945" w:history="1">
         <w:r>
           <w:rPr>
             <w:rStyle w:val="aff8"/>
@@ -1377,7 +1377,7 @@
             <w:noProof/>
             <w:webHidden/>
           </w:rPr>
-          <w:instrText xml:space="preserve"> PAGEREF _Toc242378935 \h </w:instrText>
+          <w:instrText xml:space="preserve"> PAGEREF _Toc242385945 \h </w:instrText>
         </w:r>
         <w:r>
           <w:rPr>
@@ -1423,7 +1423,7 @@
         <w:pStyle w:val="1"/>
         <w:ind w:firstLine="709"/>
       </w:pPr>
-      <w:bookmarkStart w:id="0" w:name="_Toc242378921"/>
+      <w:bookmarkStart w:id="0" w:name="_Toc242385931"/>
       <w:r>
         <w:rPr>
           <w:rFonts w:ascii="Times New Roman" w:hAnsi="Times New Roman"/>
@@ -1461,7 +1461,7 @@
         <w:pStyle w:val="1"/>
         <w:ind w:firstLine="709"/>
       </w:pPr>
-      <w:bookmarkStart w:id="1" w:name="_Toc242378922"/>
+      <w:bookmarkStart w:id="1" w:name="_Toc242385932"/>
       <w:r>
         <w:rPr>
           <w:rFonts w:ascii="Times New Roman" w:hAnsi="Times New Roman"/>
@@ -1772,7 +1772,7 @@
         <w:pStyle w:val="1"/>
         <w:ind w:firstLine="709"/>
       </w:pPr>
-      <w:bookmarkStart w:id="2" w:name="_Toc242378923"/>
+      <w:bookmarkStart w:id="2" w:name="_Toc242385933"/>
       <w:r>
         <w:rPr>
           <w:rFonts w:ascii="Times New Roman" w:hAnsi="Times New Roman"/>
@@ -1788,7 +1788,7 @@
         <w:spacing w:before="360"/>
         <w:ind w:firstLine="709"/>
       </w:pPr>
-      <w:bookmarkStart w:id="3" w:name="_Toc242378924"/>
+      <w:bookmarkStart w:id="3" w:name="_Toc242385934"/>
       <w:r>
         <w:rPr>
           <w:rFonts w:ascii="Times New Roman" w:hAnsi="Times New Roman"/>
@@ -2395,7 +2395,7 @@
         <w:spacing w:before="360"/>
         <w:ind w:firstLine="709"/>
       </w:pPr>
-      <w:bookmarkStart w:id="4" w:name="_Toc242378925"/>
+      <w:bookmarkStart w:id="4" w:name="_Toc242385935"/>
       <w:r>
         <w:rPr>
           <w:rFonts w:ascii="Times New Roman" w:hAnsi="Times New Roman"/>
@@ -2483,415 +2483,273 @@
     </w:p>
     <w:p>
       <w:pPr>
-        <w:spacing w:line="240" w:lineRule="auto"/>
-      </w:pPr>
-      <w:r>
-        <w:rPr>
-          <w:i/>
-          <w:sz w:val="24"/>
-        </w:rPr>
+        <w:pStyle w:val="Listing"/>
+      </w:pPr>
+      <w:r>
         <w:t>&lt;!DOCTYPE html&gt;</w:t>
       </w:r>
     </w:p>
     <w:p>
       <w:pPr>
-        <w:spacing w:line="240" w:lineRule="auto"/>
-      </w:pPr>
-      <w:r>
-        <w:rPr>
-          <w:i/>
-          <w:sz w:val="24"/>
-        </w:rPr>
+        <w:pStyle w:val="Listing"/>
+      </w:pPr>
+      <w:r>
         <w:t>&lt;html&gt;</w:t>
       </w:r>
     </w:p>
     <w:p>
       <w:pPr>
-        <w:spacing w:line="240" w:lineRule="auto"/>
-      </w:pPr>
-      <w:r>
-        <w:rPr>
-          <w:i/>
-          <w:sz w:val="24"/>
-        </w:rPr>
+        <w:pStyle w:val="Listing"/>
+      </w:pPr>
+      <w:r>
         <w:t xml:space="preserve">      &lt;head&gt;</w:t>
       </w:r>
     </w:p>
     <w:p>
       <w:pPr>
-        <w:spacing w:line="240" w:lineRule="auto"/>
-      </w:pPr>
-      <w:r>
-        <w:rPr>
-          <w:i/>
-          <w:sz w:val="24"/>
-        </w:rPr>
+        <w:pStyle w:val="Listing"/>
+      </w:pPr>
+      <w:r>
         <w:t xml:space="preserve">        &lt;title&gt;&lt;/title&gt;</w:t>
       </w:r>
     </w:p>
     <w:p>
       <w:pPr>
-        <w:spacing w:line="240" w:lineRule="auto"/>
-      </w:pPr>
-      <w:r>
-        <w:rPr>
-          <w:i/>
-          <w:sz w:val="24"/>
-        </w:rPr>
+        <w:pStyle w:val="Listing"/>
+      </w:pPr>
+      <w:r>
         <w:t xml:space="preserve">        &lt;meta http-equiv="Content-Type" content="text/html; charset=UTF-8"&gt;</w:t>
       </w:r>
     </w:p>
     <w:p>
       <w:pPr>
-        <w:spacing w:line="240" w:lineRule="auto"/>
-      </w:pPr>
-      <w:r>
-        <w:rPr>
-          <w:i/>
-          <w:sz w:val="24"/>
-        </w:rPr>
+        <w:pStyle w:val="Listing"/>
+      </w:pPr>
+      <w:r>
         <w:t xml:space="preserve">    &lt;/head&gt;</w:t>
       </w:r>
     </w:p>
     <w:p>
       <w:pPr>
-        <w:spacing w:line="240" w:lineRule="auto"/>
-      </w:pPr>
-      <w:r>
-        <w:rPr>
-          <w:i/>
-          <w:sz w:val="24"/>
-        </w:rPr>
+        <w:pStyle w:val="Listing"/>
+      </w:pPr>
+      <w:r>
         <w:t xml:space="preserve">    &lt;body bgcolor="#aaccff"&gt;</w:t>
       </w:r>
     </w:p>
     <w:p>
       <w:pPr>
-        <w:spacing w:line="240" w:lineRule="auto"/>
-      </w:pPr>
-      <w:r>
-        <w:rPr>
-          <w:i/>
-          <w:sz w:val="24"/>
-        </w:rPr>
+        <w:pStyle w:val="Listing"/>
+      </w:pPr>
+      <w:r>
         <w:t xml:space="preserve">        &lt;Font color="green" size="10"&gt;</w:t>
       </w:r>
     </w:p>
     <w:p>
       <w:pPr>
-        <w:spacing w:line="240" w:lineRule="auto"/>
-      </w:pPr>
-      <w:r>
-        <w:rPr>
-          <w:i/>
-          <w:sz w:val="24"/>
-        </w:rPr>
+        <w:pStyle w:val="Listing"/>
+      </w:pPr>
+      <w:r>
         <w:t xml:space="preserve">         Форма для работы со словарем</w:t>
       </w:r>
     </w:p>
     <w:p>
       <w:pPr>
-        <w:spacing w:line="240" w:lineRule="auto"/>
-      </w:pPr>
-      <w:r>
-        <w:rPr>
-          <w:i/>
-          <w:sz w:val="24"/>
-        </w:rPr>
-        <w:t xml:space="preserve">        &lt;/</w:t>
-      </w:r>
-      <w:r>
-        <w:rPr>
-          <w:i/>
-          <w:sz w:val="24"/>
-        </w:rPr>
-        <w:t>Font&gt;</w:t>
-      </w:r>
-    </w:p>
-    <w:p>
-      <w:pPr>
-        <w:spacing w:line="240" w:lineRule="auto"/>
-      </w:pPr>
-      <w:r>
-        <w:rPr>
-          <w:i/>
-          <w:sz w:val="24"/>
-        </w:rPr>
+        <w:pStyle w:val="Listing"/>
+      </w:pPr>
+      <w:r>
+        <w:t xml:space="preserve">        &lt;/Font&gt;</w:t>
+      </w:r>
+    </w:p>
+    <w:p>
+      <w:pPr>
+        <w:pStyle w:val="Listing"/>
+      </w:pPr>
+      <w:r>
         <w:lastRenderedPageBreak/>
         <w:t xml:space="preserve">        &lt;br&gt;</w:t>
       </w:r>
     </w:p>
     <w:p>
       <w:pPr>
-        <w:spacing w:line="240" w:lineRule="auto"/>
-      </w:pPr>
-      <w:r>
-        <w:rPr>
-          <w:i/>
-          <w:sz w:val="24"/>
-        </w:rPr>
+        <w:pStyle w:val="Listing"/>
+      </w:pPr>
+      <w:r>
         <w:t xml:space="preserve">        &lt;br&gt;</w:t>
       </w:r>
     </w:p>
     <w:p>
       <w:pPr>
-        <w:spacing w:line="240" w:lineRule="auto"/>
-      </w:pPr>
-      <w:r>
-        <w:rPr>
-          <w:i/>
-          <w:sz w:val="24"/>
-        </w:rPr>
+        <w:pStyle w:val="Listing"/>
+      </w:pPr>
+      <w:r>
         <w:t xml:space="preserve">        &lt;form name="frm" method="Get" action="MyServlet"&gt;</w:t>
       </w:r>
     </w:p>
     <w:p>
       <w:pPr>
-        <w:spacing w:line="240" w:lineRule="auto"/>
-      </w:pPr>
-    </w:p>
-    <w:p>
-      <w:pPr>
-        <w:spacing w:line="240" w:lineRule="auto"/>
-      </w:pPr>
-      <w:r>
-        <w:rPr>
-          <w:i/>
-          <w:sz w:val="24"/>
-        </w:rPr>
+        <w:pStyle w:val="Listing"/>
+      </w:pPr>
+    </w:p>
+    <w:p>
+      <w:pPr>
+        <w:pStyle w:val="Listing"/>
+      </w:pPr>
+      <w:r>
         <w:t xml:space="preserve">            &lt;Font color="blue" size="6"&gt; Введите русское слово:&lt;/Font&gt;&lt;Input type="Text" name="txt" value=""/&gt;</w:t>
       </w:r>
     </w:p>
     <w:p>
       <w:pPr>
-        <w:spacing w:line="240" w:lineRule="auto"/>
-      </w:pPr>
-      <w:r>
-        <w:rPr>
-          <w:i/>
-          <w:sz w:val="24"/>
-        </w:rPr>
+        <w:pStyle w:val="Listing"/>
+      </w:pPr>
+      <w:r>
         <w:t xml:space="preserve">            &lt;br&gt;</w:t>
       </w:r>
     </w:p>
     <w:p>
       <w:pPr>
-        <w:spacing w:line="240" w:lineRule="auto"/>
-      </w:pPr>
-      <w:r>
-        <w:rPr>
-          <w:i/>
-          <w:sz w:val="24"/>
-        </w:rPr>
+        <w:pStyle w:val="Listing"/>
+      </w:pPr>
+      <w:r>
         <w:t xml:space="preserve">            &lt;br&gt;</w:t>
       </w:r>
     </w:p>
     <w:p>
       <w:pPr>
-        <w:spacing w:line="240" w:lineRule="auto"/>
-      </w:pPr>
-      <w:r>
-        <w:rPr>
-          <w:i/>
-          <w:sz w:val="24"/>
-        </w:rPr>
+        <w:pStyle w:val="Listing"/>
+      </w:pPr>
+      <w:r>
         <w:t xml:space="preserve">        &lt;h4&gt;Кликни здесь для получения перевода :&lt;Input type="submit" value="Перевести"/&gt;</w:t>
       </w:r>
     </w:p>
     <w:p>
       <w:pPr>
-        <w:spacing w:line="240" w:lineRule="auto"/>
-      </w:pPr>
-      <w:r>
-        <w:rPr>
-          <w:i/>
-          <w:sz w:val="24"/>
-        </w:rPr>
+        <w:pStyle w:val="Listing"/>
+      </w:pPr>
+      <w:r>
         <w:t xml:space="preserve">        &lt;/h4&gt;</w:t>
       </w:r>
     </w:p>
     <w:p>
       <w:pPr>
-        <w:spacing w:line="240" w:lineRule="auto"/>
-      </w:pPr>
-      <w:r>
-        <w:rPr>
-          <w:i/>
-          <w:sz w:val="24"/>
-        </w:rPr>
+        <w:pStyle w:val="Listing"/>
+      </w:pPr>
+      <w:r>
         <w:t xml:space="preserve">        &lt;/form&gt;</w:t>
       </w:r>
     </w:p>
     <w:p>
       <w:pPr>
-        <w:spacing w:line="240" w:lineRule="auto"/>
-      </w:pPr>
-    </w:p>
-    <w:p>
-      <w:pPr>
-        <w:spacing w:line="240" w:lineRule="auto"/>
-      </w:pPr>
-      <w:r>
-        <w:rPr>
-          <w:i/>
-          <w:sz w:val="24"/>
-        </w:rPr>
+        <w:pStyle w:val="Listing"/>
+      </w:pPr>
+    </w:p>
+    <w:p>
+      <w:pPr>
+        <w:pStyle w:val="Listing"/>
+      </w:pPr>
+      <w:r>
         <w:t xml:space="preserve">        &lt;form name="frm2" method="Get" action="MyServlet"&gt;</w:t>
       </w:r>
     </w:p>
     <w:p>
       <w:pPr>
-        <w:spacing w:line="240" w:lineRule="auto"/>
-      </w:pPr>
-      <w:r>
-        <w:rPr>
-          <w:i/>
-          <w:sz w:val="24"/>
-        </w:rPr>
-        <w:t xml:space="preserve">            &lt;Font color="blue" size="6"&gt; Введите английское слово:&lt;/Font&gt;&lt;Input type="Text" name</w:t>
-      </w:r>
-      <w:r>
-        <w:rPr>
-          <w:i/>
-          <w:sz w:val="24"/>
-        </w:rPr>
-        <w:t>="eng" value=""/&gt;</w:t>
-      </w:r>
-    </w:p>
-    <w:p>
-      <w:pPr>
-        <w:spacing w:line="240" w:lineRule="auto"/>
-      </w:pPr>
-      <w:r>
-        <w:rPr>
-          <w:i/>
-          <w:sz w:val="24"/>
-        </w:rPr>
+        <w:pStyle w:val="Listing"/>
+      </w:pPr>
+      <w:r>
+        <w:t xml:space="preserve">            &lt;Font color="blue" size="6"&gt; Введите английское слово:&lt;/Font&gt;&lt;Input type="Text" name="eng" value=""/&gt;</w:t>
+      </w:r>
+    </w:p>
+    <w:p>
+      <w:pPr>
+        <w:pStyle w:val="Listing"/>
+      </w:pPr>
+      <w:r>
         <w:t xml:space="preserve">            &lt;br&gt;</w:t>
       </w:r>
     </w:p>
     <w:p>
       <w:pPr>
-        <w:spacing w:line="240" w:lineRule="auto"/>
-      </w:pPr>
-      <w:r>
-        <w:rPr>
-          <w:i/>
-          <w:sz w:val="24"/>
-        </w:rPr>
+        <w:pStyle w:val="Listing"/>
+      </w:pPr>
+      <w:r>
         <w:t xml:space="preserve">            &lt;br&gt;</w:t>
       </w:r>
     </w:p>
     <w:p>
       <w:pPr>
-        <w:spacing w:line="240" w:lineRule="auto"/>
-      </w:pPr>
-      <w:r>
-        <w:rPr>
-          <w:i/>
-          <w:sz w:val="24"/>
-        </w:rPr>
+        <w:pStyle w:val="Listing"/>
+      </w:pPr>
+      <w:r>
         <w:t xml:space="preserve">        &lt;h4&gt;Кликни здесь для обратного перевода :&lt;Input type="submit" value="Перевести обратно"/&gt;</w:t>
       </w:r>
     </w:p>
     <w:p>
       <w:pPr>
-        <w:spacing w:line="240" w:lineRule="auto"/>
-      </w:pPr>
-      <w:r>
-        <w:rPr>
-          <w:i/>
-          <w:sz w:val="24"/>
-        </w:rPr>
+        <w:pStyle w:val="Listing"/>
+      </w:pPr>
+      <w:r>
         <w:t xml:space="preserve">        &lt;/h4&gt;</w:t>
       </w:r>
     </w:p>
     <w:p>
       <w:pPr>
-        <w:spacing w:line="240" w:lineRule="auto"/>
-      </w:pPr>
-      <w:r>
-        <w:rPr>
-          <w:i/>
-          <w:sz w:val="24"/>
-        </w:rPr>
+        <w:pStyle w:val="Listing"/>
+      </w:pPr>
+      <w:r>
         <w:t xml:space="preserve">        &lt;/form&gt;</w:t>
       </w:r>
     </w:p>
     <w:p>
       <w:pPr>
-        <w:spacing w:line="240" w:lineRule="auto"/>
-      </w:pPr>
-    </w:p>
-    <w:p>
-      <w:pPr>
-        <w:spacing w:line="240" w:lineRule="auto"/>
-      </w:pPr>
-      <w:r>
-        <w:rPr>
-          <w:i/>
-          <w:sz w:val="24"/>
-        </w:rPr>
+        <w:pStyle w:val="Listing"/>
+      </w:pPr>
+    </w:p>
+    <w:p>
+      <w:pPr>
+        <w:pStyle w:val="Listing"/>
+      </w:pPr>
+      <w:r>
         <w:t xml:space="preserve">        &lt;form name="frm3" method="Get" action="ImageServlet"&gt;</w:t>
       </w:r>
     </w:p>
     <w:p>
       <w:pPr>
-        <w:spacing w:line="240" w:lineRule="auto"/>
-      </w:pPr>
-      <w:r>
-        <w:rPr>
-          <w:i/>
-          <w:sz w:val="24"/>
-        </w:rPr>
+        <w:pStyle w:val="Listing"/>
+      </w:pPr>
+      <w:r>
         <w:t xml:space="preserve">        &lt;h4&gt;Кликни здесь для получения рисунка :&lt;Input type="submit" value="Показать рисунок"/&gt;</w:t>
       </w:r>
     </w:p>
     <w:p>
       <w:pPr>
-        <w:spacing w:line="240" w:lineRule="auto"/>
-      </w:pPr>
-      <w:r>
-        <w:rPr>
-          <w:i/>
-          <w:sz w:val="24"/>
-        </w:rPr>
+        <w:pStyle w:val="Listing"/>
+      </w:pPr>
+      <w:r>
         <w:t xml:space="preserve">        &lt;/h4&gt;</w:t>
       </w:r>
     </w:p>
     <w:p>
       <w:pPr>
-        <w:spacing w:line="240" w:lineRule="auto"/>
-      </w:pPr>
-      <w:r>
-        <w:rPr>
-          <w:i/>
-          <w:sz w:val="24"/>
-        </w:rPr>
+        <w:pStyle w:val="Listing"/>
+      </w:pPr>
+      <w:r>
         <w:t xml:space="preserve">        &lt;/form&gt;</w:t>
       </w:r>
     </w:p>
     <w:p>
       <w:pPr>
-        <w:spacing w:line="240" w:lineRule="auto"/>
-      </w:pPr>
-      <w:r>
-        <w:rPr>
-          <w:i/>
-          <w:sz w:val="24"/>
-        </w:rPr>
+        <w:pStyle w:val="Listing"/>
+      </w:pPr>
+      <w:r>
         <w:t xml:space="preserve">    &lt;/body&gt;</w:t>
       </w:r>
     </w:p>
     <w:p>
       <w:pPr>
-        <w:spacing w:line="240" w:lineRule="auto"/>
-      </w:pPr>
-      <w:r>
-        <w:rPr>
-          <w:i/>
-          <w:sz w:val="24"/>
-        </w:rPr>
+        <w:pStyle w:val="Listing"/>
+      </w:pPr>
+      <w:r>
         <w:t>&lt;/html&gt;</w:t>
       </w:r>
     </w:p>
@@ -2916,7 +2774,7 @@
           <w:noProof/>
         </w:rPr>
         <w:drawing>
-          <wp:inline distT="0" distB="0" distL="0" distR="0" wp14:anchorId="2CCAE8C2" wp14:editId="7F50373C">
+          <wp:inline distT="0" distB="0" distL="0" distR="0" wp14:anchorId="078AB5DE" wp14:editId="6F6FB4B3">
             <wp:extent cx="5580000" cy="2901600"/>
             <wp:effectExtent l="0" t="0" r="0" b="0"/>
             <wp:docPr id="1" name="Picture 1"/>
@@ -2983,7 +2841,7 @@
         <w:spacing w:before="360"/>
         <w:ind w:firstLine="709"/>
       </w:pPr>
-      <w:bookmarkStart w:id="5" w:name="_Toc242378926"/>
+      <w:bookmarkStart w:id="5" w:name="_Toc242385936"/>
       <w:r>
         <w:rPr>
           <w:rFonts w:ascii="Times New Roman" w:hAnsi="Times New Roman"/>
@@ -3119,308 +2977,198 @@
     </w:p>
     <w:p>
       <w:pPr>
-        <w:spacing w:line="240" w:lineRule="auto"/>
-      </w:pPr>
-      <w:r>
-        <w:rPr>
-          <w:i/>
-          <w:sz w:val="24"/>
-        </w:rPr>
+        <w:pStyle w:val="Listing"/>
+      </w:pPr>
+      <w:r>
         <w:t>// Создание базы данных с переводами слов</w:t>
       </w:r>
     </w:p>
     <w:p>
       <w:pPr>
-        <w:spacing w:line="240" w:lineRule="auto"/>
-      </w:pPr>
-      <w:r>
-        <w:rPr>
-          <w:i/>
-          <w:sz w:val="24"/>
-        </w:rPr>
+        <w:pStyle w:val="Listing"/>
+      </w:pPr>
+      <w:r>
         <w:t>@Override</w:t>
       </w:r>
     </w:p>
     <w:p>
       <w:pPr>
-        <w:spacing w:line="240" w:lineRule="auto"/>
-      </w:pPr>
-      <w:r>
-        <w:rPr>
-          <w:i/>
-          <w:sz w:val="24"/>
-        </w:rPr>
+        <w:pStyle w:val="Listing"/>
+      </w:pPr>
+      <w:r>
         <w:t>public void init() throws ServletException {</w:t>
       </w:r>
     </w:p>
     <w:p>
       <w:pPr>
-        <w:spacing w:line="240" w:lineRule="auto"/>
-      </w:pPr>
-      <w:r>
-        <w:rPr>
-          <w:i/>
-          <w:sz w:val="24"/>
-        </w:rPr>
+        <w:pStyle w:val="Listing"/>
+      </w:pPr>
+      <w:r>
         <w:t xml:space="preserve">    try {</w:t>
       </w:r>
     </w:p>
     <w:p>
       <w:pPr>
-        <w:spacing w:line="240" w:lineRule="auto"/>
-      </w:pPr>
-      <w:r>
-        <w:rPr>
-          <w:i/>
-          <w:sz w:val="24"/>
-        </w:rPr>
+        <w:pStyle w:val="Listing"/>
+      </w:pPr>
+      <w:r>
         <w:t xml:space="preserve">        Class.forName("org.h2.Driver");</w:t>
       </w:r>
     </w:p>
     <w:p>
       <w:pPr>
-        <w:spacing w:line="240" w:lineRule="auto"/>
-      </w:pPr>
-      <w:r>
-        <w:rPr>
-          <w:i/>
-          <w:sz w:val="24"/>
-        </w:rPr>
+        <w:pStyle w:val="Listing"/>
+      </w:pPr>
+      <w:r>
         <w:t xml:space="preserve">        connection = DriverManager.getConnection("jdbc:h2:mem:dictionary;DB_CLOSE_DELAY=-1");</w:t>
       </w:r>
     </w:p>
     <w:p>
       <w:pPr>
-        <w:spacing w:line="240" w:lineRule="auto"/>
-      </w:pPr>
-      <w:r>
-        <w:rPr>
-          <w:i/>
-          <w:sz w:val="24"/>
-        </w:rPr>
+        <w:pStyle w:val="Listing"/>
+      </w:pPr>
+      <w:r>
         <w:t xml:space="preserve">        Statement st = connection.createStatement();</w:t>
       </w:r>
     </w:p>
     <w:p>
       <w:pPr>
-        <w:spacing w:line="240" w:lineRule="auto"/>
-      </w:pPr>
-      <w:r>
-        <w:rPr>
-          <w:i/>
-          <w:sz w:val="24"/>
-        </w:rPr>
-        <w:t xml:space="preserve">        st.execute("CREATE TABLE words (</w:t>
-      </w:r>
-      <w:r>
-        <w:rPr>
-          <w:i/>
-          <w:sz w:val="24"/>
-        </w:rPr>
-        <w:t>rus VARCHAR(50), eng VARCHAR(50))");</w:t>
-      </w:r>
-    </w:p>
-    <w:p>
-      <w:pPr>
-        <w:spacing w:line="240" w:lineRule="auto"/>
-      </w:pPr>
-      <w:r>
-        <w:rPr>
-          <w:i/>
-          <w:sz w:val="24"/>
-        </w:rPr>
+        <w:pStyle w:val="Listing"/>
+      </w:pPr>
+      <w:r>
+        <w:t xml:space="preserve">        st.execute("CREATE TABLE words (rus VARCHAR(50), eng VARCHAR(50))");</w:t>
+      </w:r>
+    </w:p>
+    <w:p>
+      <w:pPr>
+        <w:pStyle w:val="Listing"/>
+      </w:pPr>
+      <w:r>
         <w:t xml:space="preserve">        st.execute("INSERT INTO words VALUES ('привет', 'hello'), ('дом', 'house'), "</w:t>
       </w:r>
     </w:p>
     <w:p>
       <w:pPr>
-        <w:spacing w:line="240" w:lineRule="auto"/>
-      </w:pPr>
-      <w:r>
-        <w:rPr>
-          <w:i/>
-          <w:sz w:val="24"/>
-        </w:rPr>
+        <w:pStyle w:val="Listing"/>
+      </w:pPr>
+      <w:r>
         <w:t xml:space="preserve">                + "('книга', 'book'), ('студент', 'student'), ('компьютер', 'computer'), "</w:t>
       </w:r>
     </w:p>
     <w:p>
       <w:pPr>
-        <w:spacing w:line="240" w:lineRule="auto"/>
-      </w:pPr>
-      <w:r>
-        <w:rPr>
-          <w:i/>
-          <w:sz w:val="24"/>
-        </w:rPr>
+        <w:pStyle w:val="Listing"/>
+      </w:pPr>
+      <w:r>
         <w:t xml:space="preserve">                + "('вода', 'water'), ('солнце', 'sun'), ('друг', 'friend'), "</w:t>
       </w:r>
     </w:p>
     <w:p>
       <w:pPr>
-        <w:spacing w:line="240" w:lineRule="auto"/>
-      </w:pPr>
-      <w:r>
-        <w:rPr>
-          <w:i/>
-          <w:sz w:val="24"/>
-        </w:rPr>
+        <w:pStyle w:val="Listing"/>
+      </w:pPr>
+      <w:r>
         <w:t xml:space="preserve">                + "('школа', 'school'), ('город', 'city')");</w:t>
       </w:r>
     </w:p>
     <w:p>
       <w:pPr>
-        <w:spacing w:line="240" w:lineRule="auto"/>
-      </w:pPr>
-      <w:r>
-        <w:rPr>
-          <w:i/>
-          <w:sz w:val="24"/>
-        </w:rPr>
+        <w:pStyle w:val="Listing"/>
+      </w:pPr>
+      <w:r>
         <w:t xml:space="preserve">    } catch (Exception e) {</w:t>
       </w:r>
     </w:p>
     <w:p>
       <w:pPr>
-        <w:spacing w:line="240" w:lineRule="auto"/>
-      </w:pPr>
-      <w:r>
-        <w:rPr>
-          <w:i/>
-          <w:sz w:val="24"/>
-        </w:rPr>
+        <w:pStyle w:val="Listing"/>
+      </w:pPr>
+      <w:r>
         <w:t xml:space="preserve">        throw new ServletException(e);</w:t>
       </w:r>
     </w:p>
     <w:p>
       <w:pPr>
-        <w:spacing w:line="240" w:lineRule="auto"/>
-      </w:pPr>
-      <w:r>
-        <w:rPr>
-          <w:i/>
-          <w:sz w:val="24"/>
-        </w:rPr>
+        <w:pStyle w:val="Listing"/>
+      </w:pPr>
+      <w:r>
         <w:t xml:space="preserve">    }</w:t>
       </w:r>
     </w:p>
     <w:p>
       <w:pPr>
-        <w:spacing w:line="240" w:lineRule="auto"/>
-      </w:pPr>
-      <w:r>
-        <w:rPr>
-          <w:i/>
-          <w:sz w:val="24"/>
-        </w:rPr>
+        <w:pStyle w:val="Listing"/>
+      </w:pPr>
+      <w:r>
         <w:t>}</w:t>
       </w:r>
     </w:p>
     <w:p>
       <w:pPr>
-        <w:spacing w:line="240" w:lineRule="auto"/>
-      </w:pPr>
-    </w:p>
-    <w:p>
-      <w:pPr>
-        <w:spacing w:line="240" w:lineRule="auto"/>
-      </w:pPr>
-      <w:r>
-        <w:rPr>
-          <w:i/>
-          <w:sz w:val="24"/>
-        </w:rPr>
-        <w:t>// Поиск перевода в базе данных: from - столбец с исходным словом, to</w:t>
-      </w:r>
-      <w:r>
-        <w:rPr>
-          <w:i/>
-          <w:sz w:val="24"/>
-        </w:rPr>
-        <w:t xml:space="preserve"> - столбец с переводом</w:t>
-      </w:r>
-    </w:p>
-    <w:p>
-      <w:pPr>
-        <w:spacing w:line="240" w:lineRule="auto"/>
-      </w:pPr>
-      <w:r>
-        <w:rPr>
-          <w:i/>
-          <w:sz w:val="24"/>
-        </w:rPr>
+        <w:pStyle w:val="Listing"/>
+      </w:pPr>
+    </w:p>
+    <w:p>
+      <w:pPr>
+        <w:pStyle w:val="Listing"/>
+      </w:pPr>
+      <w:r>
+        <w:t>// Поиск перевода в базе данных: from - столбец с исходным словом, to - столбец с переводом</w:t>
+      </w:r>
+    </w:p>
+    <w:p>
+      <w:pPr>
+        <w:pStyle w:val="Listing"/>
+      </w:pPr>
+      <w:r>
         <w:t>private String translate(String from, String to, String word) throws Exception {</w:t>
       </w:r>
     </w:p>
     <w:p>
       <w:pPr>
-        <w:spacing w:line="240" w:lineRule="auto"/>
-      </w:pPr>
-      <w:r>
-        <w:rPr>
-          <w:i/>
-          <w:sz w:val="24"/>
-        </w:rPr>
+        <w:pStyle w:val="Listing"/>
+      </w:pPr>
+      <w:r>
         <w:t xml:space="preserve">    PreparedStatement ps = connection.prepareStatement(</w:t>
       </w:r>
     </w:p>
     <w:p>
       <w:pPr>
-        <w:spacing w:line="240" w:lineRule="auto"/>
-      </w:pPr>
-      <w:r>
-        <w:rPr>
-          <w:i/>
-          <w:sz w:val="24"/>
-        </w:rPr>
+        <w:pStyle w:val="Listing"/>
+      </w:pPr>
+      <w:r>
         <w:t xml:space="preserve">            "SELECT " + to + " FROM words WHERE " + from + " = ?");</w:t>
       </w:r>
     </w:p>
     <w:p>
       <w:pPr>
-        <w:spacing w:line="240" w:lineRule="auto"/>
-      </w:pPr>
-      <w:r>
-        <w:rPr>
-          <w:i/>
-          <w:sz w:val="24"/>
-        </w:rPr>
+        <w:pStyle w:val="Listing"/>
+      </w:pPr>
+      <w:r>
         <w:t xml:space="preserve">    ps.setString(1, word.trim().toLowerCase());</w:t>
       </w:r>
     </w:p>
     <w:p>
       <w:pPr>
-        <w:spacing w:line="240" w:lineRule="auto"/>
-      </w:pPr>
-      <w:r>
-        <w:rPr>
-          <w:i/>
-          <w:sz w:val="24"/>
-        </w:rPr>
+        <w:pStyle w:val="Listing"/>
+      </w:pPr>
+      <w:r>
         <w:t xml:space="preserve">    ResultSet rs = ps.executeQuery();</w:t>
       </w:r>
     </w:p>
     <w:p>
       <w:pPr>
-        <w:spacing w:line="240" w:lineRule="auto"/>
-      </w:pPr>
-      <w:r>
-        <w:rPr>
-          <w:i/>
-          <w:sz w:val="24"/>
-        </w:rPr>
+        <w:pStyle w:val="Listing"/>
+      </w:pPr>
+      <w:r>
         <w:t xml:space="preserve">    return rs.next() ? rs.getString(1) : null;</w:t>
       </w:r>
     </w:p>
     <w:p>
       <w:pPr>
-        <w:spacing w:line="240" w:lineRule="auto"/>
-      </w:pPr>
-      <w:r>
-        <w:rPr>
-          <w:i/>
-          <w:sz w:val="24"/>
-        </w:rPr>
+        <w:pStyle w:val="Listing"/>
+      </w:pPr>
+      <w:r>
         <w:t>}</w:t>
       </w:r>
     </w:p>
@@ -3452,410 +3200,265 @@
     </w:p>
     <w:p>
       <w:pPr>
-        <w:spacing w:line="240" w:lineRule="auto"/>
-      </w:pPr>
-      <w:r>
-        <w:rPr>
-          <w:i/>
-          <w:sz w:val="24"/>
-        </w:rPr>
-        <w:t>protected void processRequest(</w:t>
-      </w:r>
-      <w:r>
-        <w:rPr>
-          <w:i/>
-          <w:sz w:val="24"/>
-        </w:rPr>
-        <w:t>HttpServletRequest request, HttpServletResponse response)</w:t>
-      </w:r>
-    </w:p>
-    <w:p>
-      <w:pPr>
-        <w:spacing w:line="240" w:lineRule="auto"/>
-      </w:pPr>
-      <w:r>
-        <w:rPr>
-          <w:i/>
-          <w:sz w:val="24"/>
-        </w:rPr>
+        <w:pStyle w:val="Listing"/>
+      </w:pPr>
+      <w:r>
+        <w:t>protected void processRequest(HttpServletRequest request, HttpServletResponse response)</w:t>
+      </w:r>
+    </w:p>
+    <w:p>
+      <w:pPr>
+        <w:pStyle w:val="Listing"/>
+      </w:pPr>
+      <w:r>
         <w:t xml:space="preserve">        throws ServletException, IOException {</w:t>
       </w:r>
     </w:p>
     <w:p>
       <w:pPr>
-        <w:spacing w:line="240" w:lineRule="auto"/>
-      </w:pPr>
-      <w:r>
-        <w:rPr>
-          <w:i/>
-          <w:sz w:val="24"/>
-        </w:rPr>
+        <w:pStyle w:val="Listing"/>
+      </w:pPr>
+      <w:r>
         <w:lastRenderedPageBreak/>
         <w:t xml:space="preserve">    response.setContentType("text/html;charset=UTF-8");</w:t>
       </w:r>
     </w:p>
     <w:p>
       <w:pPr>
-        <w:spacing w:line="240" w:lineRule="auto"/>
-      </w:pPr>
-      <w:r>
-        <w:rPr>
-          <w:i/>
-          <w:sz w:val="24"/>
-        </w:rPr>
+        <w:pStyle w:val="Listing"/>
+      </w:pPr>
+      <w:r>
         <w:t xml:space="preserve">    PrintWriter out = response.getWriter();</w:t>
       </w:r>
     </w:p>
     <w:p>
       <w:pPr>
-        <w:spacing w:line="240" w:lineRule="auto"/>
-      </w:pPr>
-    </w:p>
-    <w:p>
-      <w:pPr>
-        <w:spacing w:line="240" w:lineRule="auto"/>
-      </w:pPr>
-      <w:r>
-        <w:rPr>
-          <w:i/>
-          <w:sz w:val="24"/>
-        </w:rPr>
+        <w:pStyle w:val="Listing"/>
+      </w:pPr>
+    </w:p>
+    <w:p>
+      <w:pPr>
+        <w:pStyle w:val="Listing"/>
+      </w:pPr>
+      <w:r>
         <w:t xml:space="preserve">    String rus_word = request.getParameter("txt"); // русское слово</w:t>
       </w:r>
     </w:p>
     <w:p>
       <w:pPr>
-        <w:spacing w:line="240" w:lineRule="auto"/>
-      </w:pPr>
-      <w:r>
-        <w:rPr>
-          <w:i/>
-          <w:sz w:val="24"/>
-        </w:rPr>
+        <w:pStyle w:val="Listing"/>
+      </w:pPr>
+      <w:r>
         <w:t xml:space="preserve">    String eng_word = request.getParameter("eng"); // английское слово (обратный перевод)</w:t>
       </w:r>
     </w:p>
     <w:p>
       <w:pPr>
-        <w:spacing w:line="240" w:lineRule="auto"/>
-      </w:pPr>
-    </w:p>
-    <w:p>
-      <w:pPr>
-        <w:spacing w:line="240" w:lineRule="auto"/>
-      </w:pPr>
-      <w:r>
-        <w:rPr>
-          <w:i/>
-          <w:sz w:val="24"/>
-        </w:rPr>
+        <w:pStyle w:val="Listing"/>
+      </w:pPr>
+    </w:p>
+    <w:p>
+      <w:pPr>
+        <w:pStyle w:val="Listing"/>
+      </w:pPr>
+      <w:r>
         <w:t xml:space="preserve">    String result;</w:t>
       </w:r>
     </w:p>
     <w:p>
       <w:pPr>
-        <w:spacing w:line="240" w:lineRule="auto"/>
-      </w:pPr>
-      <w:r>
-        <w:rPr>
-          <w:i/>
-          <w:sz w:val="24"/>
-        </w:rPr>
+        <w:pStyle w:val="Listing"/>
+      </w:pPr>
+      <w:r>
         <w:t xml:space="preserve">    try {</w:t>
       </w:r>
     </w:p>
     <w:p>
       <w:pPr>
-        <w:spacing w:line="240" w:lineRule="auto"/>
-      </w:pPr>
-      <w:r>
-        <w:rPr>
-          <w:i/>
-          <w:sz w:val="24"/>
-        </w:rPr>
+        <w:pStyle w:val="Listing"/>
+      </w:pPr>
+      <w:r>
         <w:t xml:space="preserve">        if (rus_word != null &amp;&amp; !rus_word.trim().isEmpty()) {</w:t>
       </w:r>
     </w:p>
     <w:p>
       <w:pPr>
-        <w:spacing w:line="240" w:lineRule="auto"/>
-      </w:pPr>
-      <w:r>
-        <w:rPr>
-          <w:i/>
-          <w:sz w:val="24"/>
-        </w:rPr>
-        <w:t xml:space="preserve">            String found = translate("rus", "eng", </w:t>
-      </w:r>
-      <w:r>
-        <w:rPr>
-          <w:i/>
-          <w:sz w:val="24"/>
-        </w:rPr>
-        <w:t>rus_word);</w:t>
-      </w:r>
-    </w:p>
-    <w:p>
-      <w:pPr>
-        <w:spacing w:line="240" w:lineRule="auto"/>
-      </w:pPr>
-      <w:r>
-        <w:rPr>
-          <w:i/>
-          <w:sz w:val="24"/>
-        </w:rPr>
+        <w:pStyle w:val="Listing"/>
+      </w:pPr>
+      <w:r>
+        <w:t xml:space="preserve">            String found = translate("rus", "eng", rus_word);</w:t>
+      </w:r>
+    </w:p>
+    <w:p>
+      <w:pPr>
+        <w:pStyle w:val="Listing"/>
+      </w:pPr>
+      <w:r>
         <w:t xml:space="preserve">            result = found == null ? "Слово «" + rus_word + "» не найдено" : rus_word + " - " + found;</w:t>
       </w:r>
     </w:p>
     <w:p>
       <w:pPr>
-        <w:spacing w:line="240" w:lineRule="auto"/>
-      </w:pPr>
-      <w:r>
-        <w:rPr>
-          <w:i/>
-          <w:sz w:val="24"/>
-        </w:rPr>
+        <w:pStyle w:val="Listing"/>
+      </w:pPr>
+      <w:r>
         <w:t xml:space="preserve">        } else if (eng_word != null &amp;&amp; !eng_word.trim().isEmpty()) {</w:t>
       </w:r>
     </w:p>
     <w:p>
       <w:pPr>
-        <w:spacing w:line="240" w:lineRule="auto"/>
-      </w:pPr>
-      <w:r>
-        <w:rPr>
-          <w:i/>
-          <w:sz w:val="24"/>
-        </w:rPr>
+        <w:pStyle w:val="Listing"/>
+      </w:pPr>
+      <w:r>
         <w:t xml:space="preserve">            String found = translate("eng", "rus", eng_word);</w:t>
       </w:r>
     </w:p>
     <w:p>
       <w:pPr>
-        <w:spacing w:line="240" w:lineRule="auto"/>
-      </w:pPr>
-      <w:r>
-        <w:rPr>
-          <w:i/>
-          <w:sz w:val="24"/>
-        </w:rPr>
+        <w:pStyle w:val="Listing"/>
+      </w:pPr>
+      <w:r>
         <w:t xml:space="preserve">            result = found == null ? "Слово «" + eng_word + "» не найдено" : eng_word + " - " + found;</w:t>
       </w:r>
     </w:p>
     <w:p>
       <w:pPr>
-        <w:spacing w:line="240" w:lineRule="auto"/>
-      </w:pPr>
-      <w:r>
-        <w:rPr>
-          <w:i/>
-          <w:sz w:val="24"/>
-        </w:rPr>
+        <w:pStyle w:val="Listing"/>
+      </w:pPr>
+      <w:r>
         <w:t xml:space="preserve">        } else {</w:t>
       </w:r>
     </w:p>
     <w:p>
       <w:pPr>
-        <w:spacing w:line="240" w:lineRule="auto"/>
-      </w:pPr>
-      <w:r>
-        <w:rPr>
-          <w:i/>
-          <w:sz w:val="24"/>
-        </w:rPr>
+        <w:pStyle w:val="Listing"/>
+      </w:pPr>
+      <w:r>
         <w:t xml:space="preserve">            result = "Слово не введено";</w:t>
       </w:r>
     </w:p>
     <w:p>
       <w:pPr>
-        <w:spacing w:line="240" w:lineRule="auto"/>
-      </w:pPr>
-      <w:r>
-        <w:rPr>
-          <w:i/>
-          <w:sz w:val="24"/>
-        </w:rPr>
+        <w:pStyle w:val="Listing"/>
+      </w:pPr>
+      <w:r>
         <w:t xml:space="preserve">        }</w:t>
       </w:r>
     </w:p>
     <w:p>
       <w:pPr>
-        <w:spacing w:line="240" w:lineRule="auto"/>
-      </w:pPr>
-      <w:r>
-        <w:rPr>
-          <w:i/>
-          <w:sz w:val="24"/>
-        </w:rPr>
+        <w:pStyle w:val="Listing"/>
+      </w:pPr>
+      <w:r>
         <w:t xml:space="preserve">    } catch (Exception e) {</w:t>
       </w:r>
     </w:p>
     <w:p>
       <w:pPr>
-        <w:spacing w:line="240" w:lineRule="auto"/>
-      </w:pPr>
-      <w:r>
-        <w:rPr>
-          <w:i/>
-          <w:sz w:val="24"/>
-        </w:rPr>
+        <w:pStyle w:val="Listing"/>
+      </w:pPr>
+      <w:r>
         <w:t xml:space="preserve">        throw new ServletException(e);</w:t>
       </w:r>
     </w:p>
     <w:p>
       <w:pPr>
-        <w:spacing w:line="240" w:lineRule="auto"/>
-      </w:pPr>
-      <w:r>
-        <w:rPr>
-          <w:i/>
-          <w:sz w:val="24"/>
-        </w:rPr>
+        <w:pStyle w:val="Listing"/>
+      </w:pPr>
+      <w:r>
         <w:t xml:space="preserve">    }</w:t>
       </w:r>
     </w:p>
     <w:p>
       <w:pPr>
-        <w:spacing w:line="240" w:lineRule="auto"/>
-      </w:pPr>
-    </w:p>
-    <w:p>
-      <w:pPr>
-        <w:spacing w:line="240" w:lineRule="auto"/>
-      </w:pPr>
-      <w:r>
-        <w:rPr>
-          <w:i/>
-          <w:sz w:val="24"/>
-        </w:rPr>
-        <w:t xml:space="preserve">    out.println("&lt;html</w:t>
-      </w:r>
-      <w:r>
-        <w:rPr>
-          <w:i/>
-          <w:sz w:val="24"/>
-        </w:rPr>
-        <w:t>&gt;");</w:t>
-      </w:r>
-    </w:p>
-    <w:p>
-      <w:pPr>
-        <w:spacing w:line="240" w:lineRule="auto"/>
-      </w:pPr>
-      <w:r>
-        <w:rPr>
-          <w:i/>
-          <w:sz w:val="24"/>
-        </w:rPr>
+        <w:pStyle w:val="Listing"/>
+      </w:pPr>
+    </w:p>
+    <w:p>
+      <w:pPr>
+        <w:pStyle w:val="Listing"/>
+      </w:pPr>
+      <w:r>
+        <w:t xml:space="preserve">    out.println("&lt;html&gt;");</w:t>
+      </w:r>
+    </w:p>
+    <w:p>
+      <w:pPr>
+        <w:pStyle w:val="Listing"/>
+      </w:pPr>
+      <w:r>
         <w:t xml:space="preserve">    out.println("&lt;head&gt;");</w:t>
       </w:r>
     </w:p>
     <w:p>
       <w:pPr>
-        <w:spacing w:line="240" w:lineRule="auto"/>
-      </w:pPr>
-      <w:r>
-        <w:rPr>
-          <w:i/>
-          <w:sz w:val="24"/>
-        </w:rPr>
+        <w:pStyle w:val="Listing"/>
+      </w:pPr>
+      <w:r>
         <w:t xml:space="preserve">    out.println("&lt;title&gt;Servlet MyServlet&lt;/title&gt;");</w:t>
       </w:r>
     </w:p>
     <w:p>
       <w:pPr>
-        <w:spacing w:line="240" w:lineRule="auto"/>
-      </w:pPr>
-      <w:r>
-        <w:rPr>
-          <w:i/>
-          <w:sz w:val="24"/>
-        </w:rPr>
+        <w:pStyle w:val="Listing"/>
+      </w:pPr>
+      <w:r>
         <w:t xml:space="preserve">    out.println("&lt;meta http-equiv=\"Content-Type\" content=\"text/html; charset=UTF-8\"&gt;");</w:t>
       </w:r>
     </w:p>
     <w:p>
       <w:pPr>
-        <w:spacing w:line="240" w:lineRule="auto"/>
-      </w:pPr>
-      <w:r>
-        <w:rPr>
-          <w:i/>
-          <w:sz w:val="24"/>
-        </w:rPr>
+        <w:pStyle w:val="Listing"/>
+      </w:pPr>
+      <w:r>
         <w:t xml:space="preserve">    out.println("&lt;/head&gt;");</w:t>
       </w:r>
     </w:p>
     <w:p>
       <w:pPr>
-        <w:spacing w:line="240" w:lineRule="auto"/>
-      </w:pPr>
-      <w:r>
-        <w:rPr>
-          <w:i/>
-          <w:sz w:val="24"/>
-        </w:rPr>
+        <w:pStyle w:val="Listing"/>
+      </w:pPr>
+      <w:r>
         <w:t xml:space="preserve">    out.println("&lt;body bgcolor='#aaccff'&gt;");</w:t>
       </w:r>
     </w:p>
     <w:p>
       <w:pPr>
-        <w:spacing w:line="240" w:lineRule="auto"/>
-      </w:pPr>
-      <w:r>
-        <w:rPr>
-          <w:i/>
-          <w:sz w:val="24"/>
-        </w:rPr>
+        <w:pStyle w:val="Listing"/>
+      </w:pPr>
+      <w:r>
         <w:t xml:space="preserve">    out.println("&lt;h2&gt;" + result + "&lt;/h2&gt;&lt;br&gt;&lt;br&gt;");</w:t>
       </w:r>
     </w:p>
     <w:p>
       <w:pPr>
-        <w:spacing w:line="240" w:lineRule="auto"/>
-      </w:pPr>
-      <w:r>
-        <w:rPr>
-          <w:i/>
-          <w:sz w:val="24"/>
-        </w:rPr>
+        <w:pStyle w:val="Listing"/>
+      </w:pPr>
+      <w:r>
         <w:t xml:space="preserve">    out.println("&lt;a href=\"dictionary.html\"&gt;Назад&lt;/a&gt;");</w:t>
       </w:r>
     </w:p>
     <w:p>
       <w:pPr>
-        <w:spacing w:line="240" w:lineRule="auto"/>
-      </w:pPr>
-      <w:r>
-        <w:rPr>
-          <w:i/>
-          <w:sz w:val="24"/>
-        </w:rPr>
+        <w:pStyle w:val="Listing"/>
+      </w:pPr>
+      <w:r>
         <w:t xml:space="preserve">    out.println("&lt;/body&gt;");</w:t>
       </w:r>
     </w:p>
     <w:p>
       <w:pPr>
-        <w:spacing w:line="240" w:lineRule="auto"/>
-      </w:pPr>
-      <w:r>
-        <w:rPr>
-          <w:i/>
-          <w:sz w:val="24"/>
-        </w:rPr>
+        <w:pStyle w:val="Listing"/>
+      </w:pPr>
+      <w:r>
         <w:t xml:space="preserve">    out.println("&lt;/html&gt;");</w:t>
       </w:r>
     </w:p>
     <w:p>
       <w:pPr>
-        <w:spacing w:line="240" w:lineRule="auto"/>
-      </w:pPr>
-      <w:r>
-        <w:rPr>
-          <w:i/>
-          <w:sz w:val="24"/>
-        </w:rPr>
+        <w:pStyle w:val="Listing"/>
+      </w:pPr>
+      <w:r>
         <w:t>}</w:t>
       </w:r>
     </w:p>
@@ -3929,381 +3532,250 @@
     </w:p>
     <w:p>
       <w:pPr>
-        <w:spacing w:line="240" w:lineRule="auto"/>
-      </w:pPr>
-      <w:r>
-        <w:rPr>
-          <w:i/>
-          <w:sz w:val="24"/>
-        </w:rPr>
+        <w:pStyle w:val="Listing"/>
+      </w:pPr>
+      <w:r>
         <w:t>&lt;?xml version="1.0" encoding="UTF-8"?&gt;</w:t>
       </w:r>
     </w:p>
     <w:p>
       <w:pPr>
-        <w:spacing w:line="240" w:lineRule="auto"/>
-      </w:pPr>
-      <w:r>
-        <w:rPr>
-          <w:i/>
-          <w:sz w:val="24"/>
-        </w:rPr>
+        <w:pStyle w:val="Listing"/>
+      </w:pPr>
+      <w:r>
         <w:t>&lt;web-app version="3.0" xmlns="http://java.sun.com/xml/ns/javaee"</w:t>
       </w:r>
     </w:p>
     <w:p>
       <w:pPr>
-        <w:spacing w:line="240" w:lineRule="auto"/>
-      </w:pPr>
-      <w:r>
-        <w:rPr>
-          <w:i/>
-          <w:sz w:val="24"/>
-        </w:rPr>
+        <w:pStyle w:val="Listing"/>
+      </w:pPr>
+      <w:r>
         <w:t>xmlns:xsi="http://www.w3.org/2001/XMLSchema-instance"</w:t>
       </w:r>
     </w:p>
     <w:p>
       <w:pPr>
-        <w:spacing w:line="240" w:lineRule="auto"/>
-      </w:pPr>
-      <w:r>
-        <w:rPr>
-          <w:i/>
-          <w:sz w:val="24"/>
-        </w:rPr>
+        <w:pStyle w:val="Listing"/>
+      </w:pPr>
+      <w:r>
         <w:t>xsi:schemaLocation="http://java.sun.com/xml/ns/javaee http://java.sun.com/xml/ns/javaee/web-app_3_0.xsd"&gt;</w:t>
       </w:r>
     </w:p>
     <w:p>
       <w:pPr>
-        <w:spacing w:line="240" w:lineRule="auto"/>
-      </w:pPr>
-      <w:r>
-        <w:rPr>
-          <w:i/>
-          <w:sz w:val="24"/>
-        </w:rPr>
+        <w:pStyle w:val="Listing"/>
+      </w:pPr>
+      <w:r>
         <w:t xml:space="preserve">    &lt;servlet&gt;</w:t>
       </w:r>
     </w:p>
     <w:p>
       <w:pPr>
-        <w:spacing w:line="240" w:lineRule="auto"/>
-      </w:pPr>
-      <w:r>
-        <w:rPr>
-          <w:i/>
-          <w:sz w:val="24"/>
-        </w:rPr>
+        <w:pStyle w:val="Listing"/>
+      </w:pPr>
+      <w:r>
         <w:t xml:space="preserve">        &lt;servlet-name&gt;MyServlet&lt;/servlet-name&gt;</w:t>
       </w:r>
     </w:p>
     <w:p>
       <w:pPr>
-        <w:spacing w:line="240" w:lineRule="auto"/>
-      </w:pPr>
-      <w:r>
-        <w:rPr>
-          <w:i/>
-          <w:sz w:val="24"/>
-        </w:rPr>
+        <w:pStyle w:val="Listing"/>
+      </w:pPr>
+      <w:r>
         <w:t xml:space="preserve">        &lt;servlet-class&gt;MyServlet&lt;/servlet-class&gt;</w:t>
       </w:r>
     </w:p>
     <w:p>
       <w:pPr>
-        <w:spacing w:line="240" w:lineRule="auto"/>
-      </w:pPr>
-      <w:r>
-        <w:rPr>
-          <w:i/>
-          <w:sz w:val="24"/>
-        </w:rPr>
+        <w:pStyle w:val="Listing"/>
+      </w:pPr>
+      <w:r>
         <w:t xml:space="preserve">    &lt;/servlet&gt;</w:t>
       </w:r>
     </w:p>
     <w:p>
       <w:pPr>
-        <w:spacing w:line="240" w:lineRule="auto"/>
-      </w:pPr>
-      <w:r>
-        <w:rPr>
-          <w:i/>
-          <w:sz w:val="24"/>
-        </w:rPr>
+        <w:pStyle w:val="Listing"/>
+      </w:pPr>
+      <w:r>
         <w:t xml:space="preserve">    &lt;servlet-mapping&gt;</w:t>
       </w:r>
     </w:p>
     <w:p>
       <w:pPr>
-        <w:spacing w:line="240" w:lineRule="auto"/>
-      </w:pPr>
-      <w:r>
-        <w:rPr>
-          <w:i/>
-          <w:sz w:val="24"/>
-        </w:rPr>
+        <w:pStyle w:val="Listing"/>
+      </w:pPr>
+      <w:r>
         <w:t xml:space="preserve">        &lt;servlet-name&gt;MyServlet&lt;/servlet-name&gt;</w:t>
       </w:r>
     </w:p>
     <w:p>
       <w:pPr>
-        <w:spacing w:line="240" w:lineRule="auto"/>
-      </w:pPr>
-      <w:r>
-        <w:rPr>
-          <w:i/>
-          <w:sz w:val="24"/>
-        </w:rPr>
+        <w:pStyle w:val="Listing"/>
+      </w:pPr>
+      <w:r>
+        <w:t xml:space="preserve">        &lt;url-pattern&gt;/MyServlet&lt;/url-pattern&gt;</w:t>
+      </w:r>
+    </w:p>
+    <w:p>
+      <w:pPr>
+        <w:pStyle w:val="Listing"/>
+      </w:pPr>
+      <w:r>
         <w:lastRenderedPageBreak/>
-        <w:t xml:space="preserve">        &lt;url-pattern&gt;/MyServlet&lt;/url-pattern&gt;</w:t>
-      </w:r>
-    </w:p>
-    <w:p>
-      <w:pPr>
-        <w:spacing w:line="240" w:lineRule="auto"/>
-      </w:pPr>
-      <w:r>
-        <w:rPr>
-          <w:i/>
-          <w:sz w:val="24"/>
-        </w:rPr>
         <w:t xml:space="preserve">    &lt;/servlet-mapping&gt;</w:t>
       </w:r>
     </w:p>
     <w:p>
       <w:pPr>
-        <w:spacing w:line="240" w:lineRule="auto"/>
-      </w:pPr>
-      <w:r>
-        <w:rPr>
-          <w:i/>
-          <w:sz w:val="24"/>
-        </w:rPr>
+        <w:pStyle w:val="Listing"/>
+      </w:pPr>
+      <w:r>
         <w:t xml:space="preserve">    &lt;servlet&gt;</w:t>
       </w:r>
     </w:p>
     <w:p>
       <w:pPr>
-        <w:spacing w:line="240" w:lineRule="auto"/>
-      </w:pPr>
-      <w:r>
-        <w:rPr>
-          <w:i/>
-          <w:sz w:val="24"/>
-        </w:rPr>
+        <w:pStyle w:val="Listing"/>
+      </w:pPr>
+      <w:r>
         <w:t xml:space="preserve">        &lt;servlet-name&gt;ImageServlet&lt;/servlet-name&gt;</w:t>
       </w:r>
     </w:p>
     <w:p>
       <w:pPr>
-        <w:spacing w:line="240" w:lineRule="auto"/>
-      </w:pPr>
-      <w:r>
-        <w:rPr>
-          <w:i/>
-          <w:sz w:val="24"/>
-        </w:rPr>
+        <w:pStyle w:val="Listing"/>
+      </w:pPr>
+      <w:r>
         <w:t xml:space="preserve">        &lt;servlet-class&gt;ImageServlet&lt;/servlet-class&gt;</w:t>
       </w:r>
     </w:p>
     <w:p>
       <w:pPr>
-        <w:spacing w:line="240" w:lineRule="auto"/>
-      </w:pPr>
-      <w:r>
-        <w:rPr>
-          <w:i/>
-          <w:sz w:val="24"/>
-        </w:rPr>
+        <w:pStyle w:val="Listing"/>
+      </w:pPr>
+      <w:r>
         <w:t xml:space="preserve">    &lt;/servlet&gt;</w:t>
       </w:r>
     </w:p>
     <w:p>
       <w:pPr>
-        <w:spacing w:line="240" w:lineRule="auto"/>
-      </w:pPr>
-      <w:r>
-        <w:rPr>
-          <w:i/>
-          <w:sz w:val="24"/>
-        </w:rPr>
+        <w:pStyle w:val="Listing"/>
+      </w:pPr>
+      <w:r>
         <w:t xml:space="preserve">    &lt;servlet-mapping&gt;</w:t>
       </w:r>
     </w:p>
     <w:p>
       <w:pPr>
-        <w:spacing w:line="240" w:lineRule="auto"/>
-      </w:pPr>
-      <w:r>
-        <w:rPr>
-          <w:i/>
-          <w:sz w:val="24"/>
-        </w:rPr>
+        <w:pStyle w:val="Listing"/>
+      </w:pPr>
+      <w:r>
         <w:t xml:space="preserve">        &lt;servlet-name&gt;ImageServlet&lt;/servlet-name&gt;</w:t>
       </w:r>
     </w:p>
     <w:p>
       <w:pPr>
-        <w:spacing w:line="240" w:lineRule="auto"/>
-      </w:pPr>
-      <w:r>
-        <w:rPr>
-          <w:i/>
-          <w:sz w:val="24"/>
-        </w:rPr>
+        <w:pStyle w:val="Listing"/>
+      </w:pPr>
+      <w:r>
         <w:t xml:space="preserve">        &lt;url-pattern&gt;/ImageServlet&lt;/url-pattern&gt;</w:t>
       </w:r>
     </w:p>
     <w:p>
       <w:pPr>
-        <w:spacing w:line="240" w:lineRule="auto"/>
-      </w:pPr>
-      <w:r>
-        <w:rPr>
-          <w:i/>
-          <w:sz w:val="24"/>
-        </w:rPr>
+        <w:pStyle w:val="Listing"/>
+      </w:pPr>
+      <w:r>
         <w:t xml:space="preserve">    &lt;/servlet-mapping&gt;</w:t>
       </w:r>
     </w:p>
     <w:p>
       <w:pPr>
-        <w:spacing w:line="240" w:lineRule="auto"/>
-      </w:pPr>
-      <w:r>
-        <w:rPr>
-          <w:i/>
-          <w:sz w:val="24"/>
-        </w:rPr>
+        <w:pStyle w:val="Listing"/>
+      </w:pPr>
+      <w:r>
         <w:t xml:space="preserve">    &lt;welcome-file-list&gt;</w:t>
       </w:r>
     </w:p>
     <w:p>
       <w:pPr>
-        <w:spacing w:line="240" w:lineRule="auto"/>
-      </w:pPr>
-      <w:r>
-        <w:rPr>
-          <w:i/>
-          <w:sz w:val="24"/>
-        </w:rPr>
-        <w:t xml:space="preserve">        &lt;</w:t>
-      </w:r>
-      <w:r>
-        <w:rPr>
-          <w:i/>
-          <w:sz w:val="24"/>
-        </w:rPr>
-        <w:t>welcome-file&gt;</w:t>
-      </w:r>
-    </w:p>
-    <w:p>
-      <w:pPr>
-        <w:spacing w:line="240" w:lineRule="auto"/>
-      </w:pPr>
-      <w:r>
-        <w:rPr>
-          <w:i/>
-          <w:sz w:val="24"/>
-        </w:rPr>
+        <w:pStyle w:val="Listing"/>
+      </w:pPr>
+      <w:r>
+        <w:t xml:space="preserve">        &lt;welcome-file&gt;</w:t>
+      </w:r>
+    </w:p>
+    <w:p>
+      <w:pPr>
+        <w:pStyle w:val="Listing"/>
+      </w:pPr>
+      <w:r>
         <w:t xml:space="preserve">            dictionary.html</w:t>
       </w:r>
     </w:p>
     <w:p>
       <w:pPr>
-        <w:spacing w:line="240" w:lineRule="auto"/>
-      </w:pPr>
-      <w:r>
-        <w:rPr>
-          <w:i/>
-          <w:sz w:val="24"/>
-        </w:rPr>
+        <w:pStyle w:val="Listing"/>
+      </w:pPr>
+      <w:r>
         <w:t xml:space="preserve">         &lt;/welcome-file&gt;</w:t>
       </w:r>
     </w:p>
     <w:p>
       <w:pPr>
-        <w:spacing w:line="240" w:lineRule="auto"/>
-      </w:pPr>
-      <w:r>
-        <w:rPr>
-          <w:i/>
-          <w:sz w:val="24"/>
-        </w:rPr>
+        <w:pStyle w:val="Listing"/>
+      </w:pPr>
+      <w:r>
         <w:t xml:space="preserve">     &lt;/welcome-file-list&gt;</w:t>
       </w:r>
     </w:p>
     <w:p>
       <w:pPr>
-        <w:spacing w:line="240" w:lineRule="auto"/>
-      </w:pPr>
-      <w:r>
-        <w:rPr>
-          <w:i/>
-          <w:sz w:val="24"/>
-        </w:rPr>
+        <w:pStyle w:val="Listing"/>
+      </w:pPr>
+      <w:r>
         <w:t xml:space="preserve">     &lt;session-config&gt;</w:t>
       </w:r>
     </w:p>
     <w:p>
       <w:pPr>
-        <w:spacing w:line="240" w:lineRule="auto"/>
-      </w:pPr>
-      <w:r>
-        <w:rPr>
-          <w:i/>
-          <w:sz w:val="24"/>
-        </w:rPr>
+        <w:pStyle w:val="Listing"/>
+      </w:pPr>
+      <w:r>
         <w:t xml:space="preserve">        &lt;session-timeout&gt;</w:t>
       </w:r>
     </w:p>
     <w:p>
       <w:pPr>
-        <w:spacing w:line="240" w:lineRule="auto"/>
-      </w:pPr>
-      <w:r>
-        <w:rPr>
-          <w:i/>
-          <w:sz w:val="24"/>
-        </w:rPr>
+        <w:pStyle w:val="Listing"/>
+      </w:pPr>
+      <w:r>
         <w:t xml:space="preserve">            30</w:t>
       </w:r>
     </w:p>
     <w:p>
       <w:pPr>
-        <w:spacing w:line="240" w:lineRule="auto"/>
-      </w:pPr>
-      <w:r>
-        <w:rPr>
-          <w:i/>
-          <w:sz w:val="24"/>
-        </w:rPr>
+        <w:pStyle w:val="Listing"/>
+      </w:pPr>
+      <w:r>
         <w:t xml:space="preserve">        &lt;/session-timeout&gt;</w:t>
       </w:r>
     </w:p>
     <w:p>
       <w:pPr>
-        <w:spacing w:line="240" w:lineRule="auto"/>
-      </w:pPr>
-      <w:r>
-        <w:rPr>
-          <w:i/>
-          <w:sz w:val="24"/>
-        </w:rPr>
+        <w:pStyle w:val="Listing"/>
+      </w:pPr>
+      <w:r>
         <w:t xml:space="preserve">    &lt;/session-config&gt;</w:t>
       </w:r>
     </w:p>
     <w:p>
       <w:pPr>
-        <w:spacing w:line="240" w:lineRule="auto"/>
-      </w:pPr>
-      <w:r>
-        <w:rPr>
-          <w:i/>
-          <w:sz w:val="24"/>
-        </w:rPr>
+        <w:pStyle w:val="Listing"/>
+      </w:pPr>
+      <w:r>
         <w:t>&lt;/web-app&gt;</w:t>
       </w:r>
     </w:p>
@@ -4314,7 +3786,7 @@
         <w:spacing w:before="360"/>
         <w:ind w:firstLine="709"/>
       </w:pPr>
-      <w:bookmarkStart w:id="6" w:name="_Toc242378927"/>
+      <w:bookmarkStart w:id="6" w:name="_Toc242385937"/>
       <w:r>
         <w:rPr>
           <w:rFonts w:ascii="Times New Roman" w:hAnsi="Times New Roman"/>
@@ -4343,7 +3815,7 @@
           <w:noProof/>
         </w:rPr>
         <w:drawing>
-          <wp:inline distT="0" distB="0" distL="0" distR="0" wp14:anchorId="4363F40E" wp14:editId="6C968F48">
+          <wp:inline distT="0" distB="0" distL="0" distR="0" wp14:anchorId="2B7439EE" wp14:editId="24DF1F87">
             <wp:extent cx="5580000" cy="1227600"/>
             <wp:effectExtent l="0" t="0" r="0" b="0"/>
             <wp:docPr id="2" name="Picture 2"/>
@@ -4467,7 +3939,7 @@
         </w:rPr>
         <w:lastRenderedPageBreak/>
         <w:drawing>
-          <wp:inline distT="0" distB="0" distL="0" distR="0" wp14:anchorId="6703A0F5" wp14:editId="1142D51D">
+          <wp:inline distT="0" distB="0" distL="0" distR="0" wp14:anchorId="1EC93D23" wp14:editId="293B18F2">
             <wp:extent cx="5580000" cy="1227600"/>
             <wp:effectExtent l="0" t="0" r="0" b="0"/>
             <wp:docPr id="3" name="Picture 3"/>
@@ -4560,7 +4032,7 @@
           <w:noProof/>
         </w:rPr>
         <w:drawing>
-          <wp:inline distT="0" distB="0" distL="0" distR="0" wp14:anchorId="4BF6618C" wp14:editId="4609118C">
+          <wp:inline distT="0" distB="0" distL="0" distR="0" wp14:anchorId="5B38BC5A" wp14:editId="2A9EAAA1">
             <wp:extent cx="5580000" cy="1227600"/>
             <wp:effectExtent l="0" t="0" r="0" b="0"/>
             <wp:docPr id="4" name="Picture 4"/>
@@ -4621,7 +4093,7 @@
         <w:spacing w:before="360"/>
         <w:ind w:firstLine="709"/>
       </w:pPr>
-      <w:bookmarkStart w:id="7" w:name="_Toc242378928"/>
+      <w:bookmarkStart w:id="7" w:name="_Toc242385938"/>
       <w:r>
         <w:rPr>
           <w:rFonts w:ascii="Times New Roman" w:hAnsi="Times New Roman"/>
@@ -4765,192 +4237,129 @@
     </w:p>
     <w:p>
       <w:pPr>
-        <w:spacing w:line="240" w:lineRule="auto"/>
-      </w:pPr>
-      <w:r>
-        <w:rPr>
-          <w:i/>
-          <w:sz w:val="24"/>
-        </w:rPr>
+        <w:pStyle w:val="Listing"/>
+      </w:pPr>
+      <w:r>
         <w:t>public class ApacheClient {</w:t>
       </w:r>
     </w:p>
     <w:p>
       <w:pPr>
-        <w:spacing w:line="240" w:lineRule="auto"/>
-      </w:pPr>
-    </w:p>
-    <w:p>
-      <w:pPr>
-        <w:spacing w:line="240" w:lineRule="auto"/>
-      </w:pPr>
-      <w:r>
-        <w:rPr>
-          <w:i/>
-          <w:sz w:val="24"/>
-        </w:rPr>
+        <w:pStyle w:val="Listing"/>
+      </w:pPr>
+    </w:p>
+    <w:p>
+      <w:pPr>
+        <w:pStyle w:val="Listing"/>
+      </w:pPr>
+      <w:r>
         <w:t xml:space="preserve">    static String url = "http://localhost:8080/lab_servlet/MyServlet";</w:t>
       </w:r>
     </w:p>
     <w:p>
       <w:pPr>
-        <w:spacing w:line="240" w:lineRule="auto"/>
-      </w:pPr>
-    </w:p>
-    <w:p>
-      <w:pPr>
-        <w:spacing w:line="240" w:lineRule="auto"/>
-      </w:pPr>
-      <w:r>
-        <w:rPr>
-          <w:i/>
-          <w:sz w:val="24"/>
-        </w:rPr>
+        <w:pStyle w:val="Listing"/>
+      </w:pPr>
+    </w:p>
+    <w:p>
+      <w:pPr>
+        <w:pStyle w:val="Listing"/>
+      </w:pPr>
+      <w:r>
         <w:t xml:space="preserve">    // Отправка GET-запроса сервлету и выделение результата из html-ответа</w:t>
       </w:r>
     </w:p>
     <w:p>
       <w:pPr>
-        <w:spacing w:line="240" w:lineRule="auto"/>
-      </w:pPr>
-      <w:r>
-        <w:rPr>
-          <w:i/>
-          <w:sz w:val="24"/>
-        </w:rPr>
-        <w:t xml:space="preserve">    static String ask(String parameter, </w:t>
-      </w:r>
-      <w:r>
-        <w:rPr>
-          <w:i/>
-          <w:sz w:val="24"/>
-        </w:rPr>
-        <w:t>String word) throws Exception {</w:t>
-      </w:r>
-    </w:p>
-    <w:p>
-      <w:pPr>
-        <w:spacing w:line="240" w:lineRule="auto"/>
-      </w:pPr>
-      <w:r>
-        <w:rPr>
-          <w:i/>
-          <w:sz w:val="24"/>
-        </w:rPr>
+        <w:pStyle w:val="Listing"/>
+      </w:pPr>
+      <w:r>
+        <w:t xml:space="preserve">    static String ask(String parameter, String word) throws Exception {</w:t>
+      </w:r>
+    </w:p>
+    <w:p>
+      <w:pPr>
+        <w:pStyle w:val="Listing"/>
+      </w:pPr>
+      <w:r>
         <w:t xml:space="preserve">        try (CloseableHttpClient client = HttpClients.createDefault()) {</w:t>
       </w:r>
     </w:p>
     <w:p>
       <w:pPr>
-        <w:spacing w:line="240" w:lineRule="auto"/>
-      </w:pPr>
-      <w:r>
-        <w:rPr>
-          <w:i/>
-          <w:sz w:val="24"/>
-        </w:rPr>
+        <w:pStyle w:val="Listing"/>
+      </w:pPr>
+      <w:r>
         <w:t xml:space="preserve">            HttpGet request = new HttpGet(url + "?" + parameter + "=" + URLEncoder.encode(word, "UTF-8"));</w:t>
       </w:r>
     </w:p>
     <w:p>
       <w:pPr>
-        <w:spacing w:line="240" w:lineRule="auto"/>
-      </w:pPr>
-      <w:r>
-        <w:rPr>
-          <w:i/>
-          <w:sz w:val="24"/>
-        </w:rPr>
+        <w:pStyle w:val="Listing"/>
+      </w:pPr>
+      <w:r>
         <w:t xml:space="preserve">            HttpResponse response = client.execute(request);</w:t>
       </w:r>
     </w:p>
     <w:p>
       <w:pPr>
-        <w:spacing w:line="240" w:lineRule="auto"/>
-      </w:pPr>
-      <w:r>
-        <w:rPr>
-          <w:i/>
-          <w:sz w:val="24"/>
-        </w:rPr>
+        <w:pStyle w:val="Listing"/>
+      </w:pPr>
+      <w:r>
         <w:t xml:space="preserve">            String html = EntityUtils.toString(response.getEntity(), "UTF-8");</w:t>
       </w:r>
     </w:p>
     <w:p>
       <w:pPr>
-        <w:spacing w:line="240" w:lineRule="auto"/>
-      </w:pPr>
-      <w:r>
-        <w:rPr>
-          <w:i/>
-          <w:sz w:val="24"/>
-        </w:rPr>
+        <w:pStyle w:val="Listing"/>
+      </w:pPr>
+      <w:r>
         <w:lastRenderedPageBreak/>
         <w:t xml:space="preserve">            int start = html.indexOf("&lt;h2&gt;") + 4;</w:t>
       </w:r>
     </w:p>
     <w:p>
       <w:pPr>
-        <w:spacing w:line="240" w:lineRule="auto"/>
-      </w:pPr>
-      <w:r>
-        <w:rPr>
-          <w:i/>
-          <w:sz w:val="24"/>
-        </w:rPr>
+        <w:pStyle w:val="Listing"/>
+      </w:pPr>
+      <w:r>
         <w:t xml:space="preserve">            int end = html.indexOf("&lt;/h2&gt;");</w:t>
       </w:r>
     </w:p>
     <w:p>
       <w:pPr>
-        <w:spacing w:line="240" w:lineRule="auto"/>
-      </w:pPr>
-      <w:r>
-        <w:rPr>
-          <w:i/>
-          <w:sz w:val="24"/>
-        </w:rPr>
+        <w:pStyle w:val="Listing"/>
+      </w:pPr>
+      <w:r>
         <w:t xml:space="preserve">            return html.substring(start, end);</w:t>
       </w:r>
     </w:p>
     <w:p>
       <w:pPr>
-        <w:spacing w:line="240" w:lineRule="auto"/>
-      </w:pPr>
-      <w:r>
-        <w:rPr>
-          <w:i/>
-          <w:sz w:val="24"/>
-        </w:rPr>
+        <w:pStyle w:val="Listing"/>
+      </w:pPr>
+      <w:r>
         <w:t xml:space="preserve">        }</w:t>
       </w:r>
     </w:p>
     <w:p>
       <w:pPr>
-        <w:spacing w:line="240" w:lineRule="auto"/>
-      </w:pPr>
-      <w:r>
-        <w:rPr>
-          <w:i/>
-          <w:sz w:val="24"/>
-        </w:rPr>
+        <w:pStyle w:val="Listing"/>
+      </w:pPr>
+      <w:r>
         <w:t xml:space="preserve">    }</w:t>
       </w:r>
     </w:p>
     <w:p>
       <w:pPr>
-        <w:spacing w:line="240" w:lineRule="auto"/>
-      </w:pPr>
-    </w:p>
-    <w:p>
-      <w:pPr>
-        <w:spacing w:line="240" w:lineRule="auto"/>
-      </w:pPr>
-      <w:r>
-        <w:rPr>
-          <w:i/>
-          <w:sz w:val="24"/>
-        </w:rPr>
+        <w:pStyle w:val="Listing"/>
+      </w:pPr>
+    </w:p>
+    <w:p>
+      <w:pPr>
+        <w:pStyle w:val="Listing"/>
+      </w:pPr>
+      <w:r>
         <w:t>}</w:t>
       </w:r>
     </w:p>
@@ -4975,7 +4384,7 @@
           <w:noProof/>
         </w:rPr>
         <w:drawing>
-          <wp:inline distT="0" distB="0" distL="0" distR="0" wp14:anchorId="64F311F5" wp14:editId="5C04C5A2">
+          <wp:inline distT="0" distB="0" distL="0" distR="0" wp14:anchorId="2404A57A" wp14:editId="614CFBA1">
             <wp:extent cx="5580000" cy="1201846"/>
             <wp:effectExtent l="0" t="0" r="0" b="0"/>
             <wp:docPr id="5" name="Picture 5"/>
@@ -5050,7 +4459,7 @@
           <w:noProof/>
         </w:rPr>
         <w:drawing>
-          <wp:inline distT="0" distB="0" distL="0" distR="0" wp14:anchorId="3E1ECBB1" wp14:editId="3E791819">
+          <wp:inline distT="0" distB="0" distL="0" distR="0" wp14:anchorId="615E462C" wp14:editId="78B6FB65">
             <wp:extent cx="5580000" cy="1201846"/>
             <wp:effectExtent l="0" t="0" r="0" b="0"/>
             <wp:docPr id="6" name="Picture 6"/>
@@ -5143,7 +4552,7 @@
           <w:noProof/>
         </w:rPr>
         <w:drawing>
-          <wp:inline distT="0" distB="0" distL="0" distR="0" wp14:anchorId="469E45E8" wp14:editId="40ECB26B">
+          <wp:inline distT="0" distB="0" distL="0" distR="0" wp14:anchorId="1ED743BC" wp14:editId="434E4875">
             <wp:extent cx="5580000" cy="1201846"/>
             <wp:effectExtent l="0" t="0" r="0" b="0"/>
             <wp:docPr id="7" name="Picture 7"/>
@@ -5213,7 +4622,7 @@
         <w:spacing w:before="360"/>
         <w:ind w:firstLine="709"/>
       </w:pPr>
-      <w:bookmarkStart w:id="8" w:name="_Toc242378929"/>
+      <w:bookmarkStart w:id="8" w:name="_Toc242385939"/>
       <w:r>
         <w:rPr>
           <w:rFonts w:ascii="Times New Roman" w:hAnsi="Times New Roman"/>
@@ -5288,265 +4697,171 @@
     </w:p>
     <w:p>
       <w:pPr>
-        <w:spacing w:line="240" w:lineRule="auto"/>
-      </w:pPr>
-      <w:r>
-        <w:rPr>
-          <w:i/>
-          <w:sz w:val="24"/>
-        </w:rPr>
+        <w:pStyle w:val="Listing"/>
+      </w:pPr>
+      <w:r>
         <w:t>public class ImageServlet extends HttpServlet {</w:t>
       </w:r>
     </w:p>
     <w:p>
       <w:pPr>
-        <w:spacing w:line="240" w:lineRule="auto"/>
-      </w:pPr>
-    </w:p>
-    <w:p>
-      <w:pPr>
-        <w:spacing w:line="240" w:lineRule="auto"/>
-      </w:pPr>
-      <w:r>
-        <w:rPr>
-          <w:i/>
-          <w:sz w:val="24"/>
-        </w:rPr>
-        <w:t xml:space="preserve">    protected void processRequest(HttpServletRequest request, </w:t>
-      </w:r>
-      <w:r>
-        <w:rPr>
-          <w:i/>
-          <w:sz w:val="24"/>
-        </w:rPr>
-        <w:t>HttpServletResponse response)</w:t>
-      </w:r>
-    </w:p>
-    <w:p>
-      <w:pPr>
-        <w:spacing w:line="240" w:lineRule="auto"/>
-      </w:pPr>
-      <w:r>
-        <w:rPr>
-          <w:i/>
-          <w:sz w:val="24"/>
-        </w:rPr>
+        <w:pStyle w:val="Listing"/>
+      </w:pPr>
+    </w:p>
+    <w:p>
+      <w:pPr>
+        <w:pStyle w:val="Listing"/>
+      </w:pPr>
+      <w:r>
+        <w:t xml:space="preserve">    protected void processRequest(HttpServletRequest request, HttpServletResponse response)</w:t>
+      </w:r>
+    </w:p>
+    <w:p>
+      <w:pPr>
+        <w:pStyle w:val="Listing"/>
+      </w:pPr>
+      <w:r>
         <w:t xml:space="preserve">            throws ServletException, IOException {</w:t>
       </w:r>
     </w:p>
     <w:p>
       <w:pPr>
-        <w:spacing w:line="240" w:lineRule="auto"/>
-      </w:pPr>
-      <w:r>
-        <w:rPr>
-          <w:i/>
-          <w:sz w:val="24"/>
-        </w:rPr>
+        <w:pStyle w:val="Listing"/>
+      </w:pPr>
+      <w:r>
         <w:t xml:space="preserve">        // Файл с рисунком находится в каталоге приложения</w:t>
       </w:r>
     </w:p>
     <w:p>
       <w:pPr>
-        <w:spacing w:line="240" w:lineRule="auto"/>
-      </w:pPr>
-      <w:r>
-        <w:rPr>
-          <w:i/>
-          <w:sz w:val="24"/>
-        </w:rPr>
+        <w:pStyle w:val="Listing"/>
+      </w:pPr>
+      <w:r>
         <w:t xml:space="preserve">        InputStream in = getServletContext().getResourceAsStream("/images/picture.png");</w:t>
       </w:r>
     </w:p>
     <w:p>
       <w:pPr>
-        <w:spacing w:line="240" w:lineRule="auto"/>
-      </w:pPr>
-      <w:r>
-        <w:rPr>
-          <w:i/>
-          <w:sz w:val="24"/>
-        </w:rPr>
+        <w:pStyle w:val="Listing"/>
+      </w:pPr>
+      <w:r>
         <w:t xml:space="preserve">        if (in == null) {</w:t>
       </w:r>
     </w:p>
     <w:p>
       <w:pPr>
-        <w:spacing w:line="240" w:lineRule="auto"/>
-      </w:pPr>
-      <w:r>
-        <w:rPr>
-          <w:i/>
-          <w:sz w:val="24"/>
-        </w:rPr>
+        <w:pStyle w:val="Listing"/>
+      </w:pPr>
+      <w:r>
         <w:t xml:space="preserve">            response.sendError(HttpServletResponse.SC_NOT_FOUND, "Файл рисунка не найден");</w:t>
       </w:r>
     </w:p>
     <w:p>
       <w:pPr>
-        <w:spacing w:line="240" w:lineRule="auto"/>
-      </w:pPr>
-      <w:r>
-        <w:rPr>
-          <w:i/>
-          <w:sz w:val="24"/>
-        </w:rPr>
+        <w:pStyle w:val="Listing"/>
+      </w:pPr>
+      <w:r>
         <w:t xml:space="preserve">            return;</w:t>
       </w:r>
     </w:p>
     <w:p>
       <w:pPr>
-        <w:spacing w:line="240" w:lineRule="auto"/>
-      </w:pPr>
-      <w:r>
-        <w:rPr>
-          <w:i/>
-          <w:sz w:val="24"/>
-        </w:rPr>
+        <w:pStyle w:val="Listing"/>
+      </w:pPr>
+      <w:r>
         <w:t xml:space="preserve">        }</w:t>
       </w:r>
     </w:p>
     <w:p>
       <w:pPr>
-        <w:spacing w:line="240" w:lineRule="auto"/>
-      </w:pPr>
-    </w:p>
-    <w:p>
-      <w:pPr>
-        <w:spacing w:line="240" w:lineRule="auto"/>
-      </w:pPr>
-      <w:r>
-        <w:rPr>
-          <w:i/>
-          <w:sz w:val="24"/>
-        </w:rPr>
+        <w:pStyle w:val="Listing"/>
+      </w:pPr>
+    </w:p>
+    <w:p>
+      <w:pPr>
+        <w:pStyle w:val="Listing"/>
+      </w:pPr>
+      <w:r>
         <w:t xml:space="preserve">        // Тип содержимого: браузер сам отображает рисунок</w:t>
       </w:r>
     </w:p>
     <w:p>
       <w:pPr>
-        <w:spacing w:line="240" w:lineRule="auto"/>
-      </w:pPr>
-      <w:r>
-        <w:rPr>
-          <w:i/>
-          <w:sz w:val="24"/>
-        </w:rPr>
+        <w:pStyle w:val="Listing"/>
+      </w:pPr>
+      <w:r>
         <w:t xml:space="preserve">        response.setContentType("image/png");</w:t>
       </w:r>
     </w:p>
     <w:p>
       <w:pPr>
-        <w:spacing w:line="240" w:lineRule="auto"/>
-      </w:pPr>
-      <w:r>
-        <w:rPr>
-          <w:i/>
-          <w:sz w:val="24"/>
-        </w:rPr>
-        <w:t xml:space="preserve">        OutputStream out = </w:t>
-      </w:r>
-      <w:r>
-        <w:rPr>
-          <w:i/>
-          <w:sz w:val="24"/>
-        </w:rPr>
-        <w:t>response.getOutputStream();</w:t>
-      </w:r>
-    </w:p>
-    <w:p>
-      <w:pPr>
-        <w:spacing w:line="240" w:lineRule="auto"/>
-      </w:pPr>
-      <w:r>
-        <w:rPr>
-          <w:i/>
-          <w:sz w:val="24"/>
-        </w:rPr>
+        <w:pStyle w:val="Listing"/>
+      </w:pPr>
+      <w:r>
+        <w:t xml:space="preserve">        OutputStream out = response.getOutputStream();</w:t>
+      </w:r>
+    </w:p>
+    <w:p>
+      <w:pPr>
+        <w:pStyle w:val="Listing"/>
+      </w:pPr>
+      <w:r>
         <w:t xml:space="preserve">        byte[] buffer = new byte[4096];</w:t>
       </w:r>
     </w:p>
     <w:p>
       <w:pPr>
-        <w:spacing w:line="240" w:lineRule="auto"/>
-      </w:pPr>
-      <w:r>
-        <w:rPr>
-          <w:i/>
-          <w:sz w:val="24"/>
-        </w:rPr>
+        <w:pStyle w:val="Listing"/>
+      </w:pPr>
+      <w:r>
         <w:t xml:space="preserve">        int length;</w:t>
       </w:r>
     </w:p>
     <w:p>
       <w:pPr>
-        <w:spacing w:line="240" w:lineRule="auto"/>
-      </w:pPr>
-      <w:r>
-        <w:rPr>
-          <w:i/>
-          <w:sz w:val="24"/>
-        </w:rPr>
+        <w:pStyle w:val="Listing"/>
+      </w:pPr>
+      <w:r>
         <w:t xml:space="preserve">        while ((length = in.read(buffer)) != -1) {</w:t>
       </w:r>
     </w:p>
     <w:p>
       <w:pPr>
-        <w:spacing w:line="240" w:lineRule="auto"/>
-      </w:pPr>
-      <w:r>
-        <w:rPr>
-          <w:i/>
-          <w:sz w:val="24"/>
-        </w:rPr>
+        <w:pStyle w:val="Listing"/>
+      </w:pPr>
+      <w:r>
         <w:t xml:space="preserve">            out.write(buffer, 0, length);</w:t>
       </w:r>
     </w:p>
     <w:p>
       <w:pPr>
-        <w:spacing w:line="240" w:lineRule="auto"/>
-      </w:pPr>
-      <w:r>
-        <w:rPr>
-          <w:i/>
-          <w:sz w:val="24"/>
-        </w:rPr>
+        <w:pStyle w:val="Listing"/>
+      </w:pPr>
+      <w:r>
         <w:t xml:space="preserve">        }</w:t>
       </w:r>
     </w:p>
     <w:p>
       <w:pPr>
-        <w:spacing w:line="240" w:lineRule="auto"/>
-      </w:pPr>
-      <w:r>
-        <w:rPr>
-          <w:i/>
-          <w:sz w:val="24"/>
-        </w:rPr>
+        <w:pStyle w:val="Listing"/>
+      </w:pPr>
+      <w:r>
         <w:t xml:space="preserve">        in.close();</w:t>
       </w:r>
     </w:p>
     <w:p>
       <w:pPr>
-        <w:spacing w:line="240" w:lineRule="auto"/>
-      </w:pPr>
-      <w:r>
-        <w:rPr>
-          <w:i/>
-          <w:sz w:val="24"/>
-        </w:rPr>
+        <w:pStyle w:val="Listing"/>
+      </w:pPr>
+      <w:r>
         <w:t xml:space="preserve">        out.close();</w:t>
       </w:r>
     </w:p>
     <w:p>
       <w:pPr>
-        <w:spacing w:line="240" w:lineRule="auto"/>
-      </w:pPr>
-      <w:r>
-        <w:rPr>
-          <w:i/>
-          <w:sz w:val="24"/>
-        </w:rPr>
+        <w:pStyle w:val="Listing"/>
+      </w:pPr>
+      <w:r>
         <w:t xml:space="preserve">    }</w:t>
       </w:r>
     </w:p>
@@ -5572,7 +4887,7 @@
         </w:rPr>
         <w:lastRenderedPageBreak/>
         <w:drawing>
-          <wp:inline distT="0" distB="0" distL="0" distR="0" wp14:anchorId="5385843E" wp14:editId="442F2267">
+          <wp:inline distT="0" distB="0" distL="0" distR="0" wp14:anchorId="2D3E7D15" wp14:editId="51515A88">
             <wp:extent cx="5580000" cy="2901600"/>
             <wp:effectExtent l="0" t="0" r="0" b="0"/>
             <wp:docPr id="8" name="Picture 8"/>
@@ -5664,7 +4979,7 @@
         <w:pStyle w:val="1"/>
         <w:ind w:firstLine="709"/>
       </w:pPr>
-      <w:bookmarkStart w:id="9" w:name="_Toc242378930"/>
+      <w:bookmarkStart w:id="9" w:name="_Toc242385940"/>
       <w:r>
         <w:rPr>
           <w:rFonts w:ascii="Times New Roman" w:hAnsi="Times New Roman"/>
@@ -5680,7 +4995,7 @@
         <w:spacing w:before="360"/>
         <w:ind w:firstLine="709"/>
       </w:pPr>
-      <w:bookmarkStart w:id="10" w:name="_Toc242378931"/>
+      <w:bookmarkStart w:id="10" w:name="_Toc242385941"/>
       <w:r>
         <w:rPr>
           <w:rFonts w:ascii="Times New Roman" w:hAnsi="Times New Roman"/>
@@ -5794,7 +5109,7 @@
         <w:spacing w:before="360"/>
         <w:ind w:firstLine="709"/>
       </w:pPr>
-      <w:bookmarkStart w:id="11" w:name="_Toc242378932"/>
+      <w:bookmarkStart w:id="11" w:name="_Toc242385942"/>
       <w:r>
         <w:rPr>
           <w:rFonts w:ascii="Times New Roman" w:hAnsi="Times New Roman"/>
@@ -5875,7 +5190,7 @@
         <w:spacing w:before="360"/>
         <w:ind w:firstLine="709"/>
       </w:pPr>
-      <w:bookmarkStart w:id="12" w:name="_Toc242378933"/>
+      <w:bookmarkStart w:id="12" w:name="_Toc242385943"/>
       <w:r>
         <w:rPr>
           <w:rFonts w:ascii="Times New Roman" w:hAnsi="Times New Roman"/>
@@ -5960,7 +5275,7 @@
         <w:spacing w:before="360"/>
         <w:ind w:firstLine="709"/>
       </w:pPr>
-      <w:bookmarkStart w:id="13" w:name="_Toc242378934"/>
+      <w:bookmarkStart w:id="13" w:name="_Toc242385944"/>
       <w:r>
         <w:rPr>
           <w:rFonts w:ascii="Times New Roman" w:hAnsi="Times New Roman"/>
@@ -6057,7 +5372,7 @@
         <w:pStyle w:val="1"/>
         <w:jc w:val="center"/>
       </w:pPr>
-      <w:bookmarkStart w:id="14" w:name="_Toc242378935"/>
+      <w:bookmarkStart w:id="14" w:name="_Toc242385945"/>
       <w:r>
         <w:rPr>
           <w:rFonts w:ascii="Times New Roman" w:hAnsi="Times New Roman"/>
@@ -6410,31 +5725,31 @@
       </w:rPr>
     </w:lvl>
   </w:abstractNum>
-  <w:num w:numId="1" w16cid:durableId="1033455257">
+  <w:num w:numId="1" w16cid:durableId="285816790">
     <w:abstractNumId w:val="8"/>
   </w:num>
-  <w:num w:numId="2" w16cid:durableId="178547959">
+  <w:num w:numId="2" w16cid:durableId="428085950">
     <w:abstractNumId w:val="6"/>
   </w:num>
-  <w:num w:numId="3" w16cid:durableId="147786861">
+  <w:num w:numId="3" w16cid:durableId="820343142">
     <w:abstractNumId w:val="5"/>
   </w:num>
-  <w:num w:numId="4" w16cid:durableId="1671714154">
+  <w:num w:numId="4" w16cid:durableId="1225028999">
     <w:abstractNumId w:val="4"/>
   </w:num>
-  <w:num w:numId="5" w16cid:durableId="359212079">
+  <w:num w:numId="5" w16cid:durableId="665206334">
     <w:abstractNumId w:val="7"/>
   </w:num>
-  <w:num w:numId="6" w16cid:durableId="1538162281">
+  <w:num w:numId="6" w16cid:durableId="1113328779">
     <w:abstractNumId w:val="3"/>
   </w:num>
-  <w:num w:numId="7" w16cid:durableId="956643654">
+  <w:num w:numId="7" w16cid:durableId="11539014">
     <w:abstractNumId w:val="2"/>
   </w:num>
-  <w:num w:numId="8" w16cid:durableId="253362653">
+  <w:num w:numId="8" w16cid:durableId="656886038">
     <w:abstractNumId w:val="1"/>
   </w:num>
-  <w:num w:numId="9" w16cid:durableId="1418095798">
+  <w:num w:numId="9" w16cid:durableId="1791707397">
     <w:abstractNumId w:val="0"/>
   </w:num>
 </w:numbering>
@@ -17822,6 +17137,17 @@
       </w:tcPr>
     </w:tblStylePr>
   </w:style>
+  <w:style w:type="paragraph" w:customStyle="1" w:styleId="Listing">
+    <w:name w:val="Listing"/>
+    <w:basedOn w:val="a1"/>
+    <w:pPr>
+      <w:spacing w:line="240" w:lineRule="auto"/>
+    </w:pPr>
+    <w:rPr>
+      <w:i/>
+      <w:sz w:val="24"/>
+    </w:rPr>
+  </w:style>
   <w:style w:type="paragraph" w:styleId="14">
     <w:name w:val="toc 1"/>
     <w:basedOn w:val="a1"/>
@@ -17829,7 +17155,7 @@
     <w:autoRedefine/>
     <w:uiPriority w:val="39"/>
     <w:unhideWhenUsed/>
-    <w:rsid w:val="004D6265"/>
+    <w:rsid w:val="00384764"/>
     <w:pPr>
       <w:spacing w:after="100"/>
     </w:pPr>
@@ -17841,7 +17167,7 @@
     <w:autoRedefine/>
     <w:uiPriority w:val="39"/>
     <w:unhideWhenUsed/>
-    <w:rsid w:val="004D6265"/>
+    <w:rsid w:val="00384764"/>
     <w:pPr>
       <w:spacing w:after="100"/>
       <w:ind w:left="280"/>
@@ -17852,7 +17178,7 @@
     <w:basedOn w:val="a2"/>
     <w:uiPriority w:val="99"/>
     <w:unhideWhenUsed/>
-    <w:rsid w:val="004D6265"/>
+    <w:rsid w:val="00384764"/>
     <w:rPr>
       <w:color w:val="0000FF" w:themeColor="hyperlink"/>
       <w:u w:val="single"/>
